--- a/Prompt/JM Thai Massage Management System Prompt_Access_Authorize.docx
+++ b/Prompt/JM Thai Massage Management System Prompt_Access_Authorize.docx
@@ -99,7 +99,6 @@
           <w:szCs w:val="36"/>
         </w:rPr>
       </w:pPr>
-      <w:proofErr w:type="spellStart"/>
       <w:r>
         <w:rPr>
           <w:rFonts w:ascii="TH Sarabun New" w:hAnsi="TH Sarabun New" w:cs="TH Sarabun New"/>
@@ -110,7 +109,6 @@
         </w:rPr>
         <w:t>Google_Sheet_ID</w:t>
       </w:r>
-      <w:proofErr w:type="spellEnd"/>
       <w:r>
         <w:rPr>
           <w:rFonts w:ascii="TH Sarabun New" w:hAnsi="TH Sarabun New" w:cs="TH Sarabun New"/>
@@ -133,7 +131,6 @@
           <w:szCs w:val="36"/>
         </w:rPr>
       </w:pPr>
-      <w:proofErr w:type="spellStart"/>
       <w:r>
         <w:rPr>
           <w:rFonts w:ascii="TH Sarabun New" w:hAnsi="TH Sarabun New" w:cs="TH Sarabun New"/>
@@ -142,18 +139,7 @@
           <w:sz w:val="36"/>
           <w:szCs w:val="36"/>
         </w:rPr>
-        <w:t>Sheet_Name_Admin</w:t>
-      </w:r>
-      <w:proofErr w:type="spellEnd"/>
-      <w:r>
-        <w:rPr>
-          <w:rFonts w:ascii="TH Sarabun New" w:hAnsi="TH Sarabun New" w:cs="TH Sarabun New"/>
-          <w:b/>
-          <w:bCs/>
-          <w:sz w:val="36"/>
-          <w:szCs w:val="36"/>
-        </w:rPr>
-        <w:t xml:space="preserve"> </w:t>
+        <w:t xml:space="preserve">Sheet_Name_Admin </w:t>
       </w:r>
       <w:r>
         <w:rPr>
@@ -202,7 +188,6 @@
           <w:szCs w:val="36"/>
         </w:rPr>
       </w:pPr>
-      <w:proofErr w:type="spellStart"/>
       <w:r>
         <w:rPr>
           <w:rFonts w:ascii="TH Sarabun New" w:hAnsi="TH Sarabun New" w:cs="TH Sarabun New"/>
@@ -211,18 +196,7 @@
           <w:sz w:val="36"/>
           <w:szCs w:val="36"/>
         </w:rPr>
-        <w:t>Sheet_Name_Customer</w:t>
-      </w:r>
-      <w:proofErr w:type="spellEnd"/>
-      <w:r>
-        <w:rPr>
-          <w:rFonts w:ascii="TH Sarabun New" w:hAnsi="TH Sarabun New" w:cs="TH Sarabun New"/>
-          <w:b/>
-          <w:bCs/>
-          <w:sz w:val="36"/>
-          <w:szCs w:val="36"/>
-        </w:rPr>
-        <w:t xml:space="preserve"> </w:t>
+        <w:t xml:space="preserve">Sheet_Name_Customer </w:t>
       </w:r>
       <w:r>
         <w:rPr>
@@ -281,7 +255,6 @@
           <w:szCs w:val="36"/>
         </w:rPr>
       </w:pPr>
-      <w:proofErr w:type="spellStart"/>
       <w:r>
         <w:rPr>
           <w:rFonts w:ascii="TH Sarabun New" w:hAnsi="TH Sarabun New" w:cs="TH Sarabun New"/>
@@ -302,7 +275,6 @@
         </w:rPr>
         <w:t>Reservation</w:t>
       </w:r>
-      <w:proofErr w:type="spellEnd"/>
       <w:r>
         <w:rPr>
           <w:rFonts w:ascii="TH Sarabun New" w:hAnsi="TH Sarabun New" w:cs="TH Sarabun New"/>
@@ -388,7 +360,6 @@
           <w:szCs w:val="36"/>
         </w:rPr>
       </w:pPr>
-      <w:proofErr w:type="spellStart"/>
       <w:r>
         <w:rPr>
           <w:rFonts w:ascii="TH Sarabun New" w:hAnsi="TH Sarabun New" w:cs="TH Sarabun New"/>
@@ -417,18 +388,7 @@
           <w:sz w:val="36"/>
           <w:szCs w:val="36"/>
         </w:rPr>
-        <w:t>Reservation_Time</w:t>
-      </w:r>
-      <w:proofErr w:type="spellEnd"/>
-      <w:r>
-        <w:rPr>
-          <w:rFonts w:ascii="TH Sarabun New" w:hAnsi="TH Sarabun New" w:cs="TH Sarabun New"/>
-          <w:b/>
-          <w:bCs/>
-          <w:sz w:val="36"/>
-          <w:szCs w:val="36"/>
-        </w:rPr>
-        <w:t xml:space="preserve"> = “</w:t>
+        <w:t>Reservation_Time = “</w:t>
       </w:r>
       <w:r>
         <w:rPr>
@@ -573,23 +533,13 @@
         </w:rPr>
         <w:t xml:space="preserve">เพิ่มข้อมูล </w:t>
       </w:r>
-      <w:proofErr w:type="spellStart"/>
-      <w:r>
-        <w:rPr>
-          <w:rFonts w:ascii="TH Sarabun New" w:hAnsi="TH Sarabun New" w:cs="TH Sarabun New"/>
-          <w:sz w:val="36"/>
-          <w:szCs w:val="36"/>
-        </w:rPr>
-        <w:t>person_flag</w:t>
-      </w:r>
-      <w:proofErr w:type="spellEnd"/>
-      <w:r>
-        <w:rPr>
-          <w:rFonts w:ascii="TH Sarabun New" w:hAnsi="TH Sarabun New" w:cs="TH Sarabun New"/>
-          <w:sz w:val="36"/>
-          <w:szCs w:val="36"/>
-        </w:rPr>
-        <w:t xml:space="preserve"> </w:t>
+      <w:r>
+        <w:rPr>
+          <w:rFonts w:ascii="TH Sarabun New" w:hAnsi="TH Sarabun New" w:cs="TH Sarabun New"/>
+          <w:sz w:val="36"/>
+          <w:szCs w:val="36"/>
+        </w:rPr>
+        <w:t xml:space="preserve">person_flag </w:t>
       </w:r>
       <w:r>
         <w:rPr>
@@ -626,7 +576,7 @@
           <w:numId w:val="21"/>
         </w:numPr>
         <w:rPr>
-          <w:rFonts w:ascii="TH Sarabun New" w:hAnsi="TH Sarabun New" w:cs="TH Sarabun New" w:hint="cs"/>
+          <w:rFonts w:ascii="TH Sarabun New" w:hAnsi="TH Sarabun New" w:cs="TH Sarabun New"/>
           <w:sz w:val="36"/>
           <w:szCs w:val="36"/>
         </w:rPr>
@@ -640,23 +590,13 @@
         </w:rPr>
         <w:t xml:space="preserve">ปรับแก้ข้อมูล </w:t>
       </w:r>
-      <w:proofErr w:type="spellStart"/>
-      <w:r>
-        <w:rPr>
-          <w:rFonts w:ascii="TH Sarabun New" w:hAnsi="TH Sarabun New" w:cs="TH Sarabun New"/>
-          <w:sz w:val="36"/>
-          <w:szCs w:val="36"/>
-        </w:rPr>
-        <w:t>person_flag</w:t>
-      </w:r>
-      <w:proofErr w:type="spellEnd"/>
-      <w:r>
-        <w:rPr>
-          <w:rFonts w:ascii="TH Sarabun New" w:hAnsi="TH Sarabun New" w:cs="TH Sarabun New"/>
-          <w:sz w:val="36"/>
-          <w:szCs w:val="36"/>
-        </w:rPr>
-        <w:t xml:space="preserve"> </w:t>
+      <w:r>
+        <w:rPr>
+          <w:rFonts w:ascii="TH Sarabun New" w:hAnsi="TH Sarabun New" w:cs="TH Sarabun New"/>
+          <w:sz w:val="36"/>
+          <w:szCs w:val="36"/>
+        </w:rPr>
+        <w:t xml:space="preserve">person_flag </w:t>
       </w:r>
       <w:r>
         <w:rPr>
@@ -740,23 +680,13 @@
         </w:rPr>
         <w:t xml:space="preserve">ผู้ดูแลระบบระดับสูงสุด (มี </w:t>
       </w:r>
-      <w:proofErr w:type="spellStart"/>
-      <w:r>
-        <w:rPr>
-          <w:rFonts w:ascii="TH Sarabun New" w:hAnsi="TH Sarabun New" w:cs="TH Sarabun New"/>
-          <w:sz w:val="36"/>
-          <w:szCs w:val="36"/>
-        </w:rPr>
-        <w:t>person_flag</w:t>
-      </w:r>
-      <w:proofErr w:type="spellEnd"/>
-      <w:r>
-        <w:rPr>
-          <w:rFonts w:ascii="TH Sarabun New" w:hAnsi="TH Sarabun New" w:cs="TH Sarabun New"/>
-          <w:sz w:val="36"/>
-          <w:szCs w:val="36"/>
-        </w:rPr>
-        <w:t xml:space="preserve"> </w:t>
+      <w:r>
+        <w:rPr>
+          <w:rFonts w:ascii="TH Sarabun New" w:hAnsi="TH Sarabun New" w:cs="TH Sarabun New"/>
+          <w:sz w:val="36"/>
+          <w:szCs w:val="36"/>
+        </w:rPr>
+        <w:t xml:space="preserve">person_flag </w:t>
       </w:r>
       <w:r>
         <w:rPr>
@@ -837,23 +767,13 @@
         </w:rPr>
         <w:t xml:space="preserve">ผู้ดูแลระบบ (มี </w:t>
       </w:r>
-      <w:proofErr w:type="spellStart"/>
-      <w:r>
-        <w:rPr>
-          <w:rFonts w:ascii="TH Sarabun New" w:hAnsi="TH Sarabun New" w:cs="TH Sarabun New"/>
-          <w:sz w:val="36"/>
-          <w:szCs w:val="36"/>
-        </w:rPr>
-        <w:t>person_flag</w:t>
-      </w:r>
-      <w:proofErr w:type="spellEnd"/>
-      <w:r>
-        <w:rPr>
-          <w:rFonts w:ascii="TH Sarabun New" w:hAnsi="TH Sarabun New" w:cs="TH Sarabun New"/>
-          <w:sz w:val="36"/>
-          <w:szCs w:val="36"/>
-        </w:rPr>
-        <w:t xml:space="preserve"> </w:t>
+      <w:r>
+        <w:rPr>
+          <w:rFonts w:ascii="TH Sarabun New" w:hAnsi="TH Sarabun New" w:cs="TH Sarabun New"/>
+          <w:sz w:val="36"/>
+          <w:szCs w:val="36"/>
+        </w:rPr>
+        <w:t xml:space="preserve">person_flag </w:t>
       </w:r>
       <w:r>
         <w:rPr>
@@ -905,23 +825,13 @@
         <w:lastRenderedPageBreak/>
         <w:t xml:space="preserve">เมื่อคลิกที่เมนู ก่อนจะทำการเปิดหน้าจอที่เกี่ยวข้อง เช่น เมื่อคลิกที่เมนูผู้ดูแลระบบ อยากให้ทำการซ่อนหน้าจอผู้ดูแลระบบก่อน เมื่อตรวจสอบสิทธิ์การเข้าถึงเรียบร้อยแล้ว ตรวจสอบ </w:t>
       </w:r>
-      <w:proofErr w:type="spellStart"/>
-      <w:r>
-        <w:rPr>
-          <w:rFonts w:ascii="TH Sarabun New" w:hAnsi="TH Sarabun New" w:cs="TH Sarabun New"/>
-          <w:sz w:val="36"/>
-          <w:szCs w:val="36"/>
-        </w:rPr>
-        <w:t>person_flag</w:t>
-      </w:r>
-      <w:proofErr w:type="spellEnd"/>
-      <w:r>
-        <w:rPr>
-          <w:rFonts w:ascii="TH Sarabun New" w:hAnsi="TH Sarabun New" w:cs="TH Sarabun New"/>
-          <w:sz w:val="36"/>
-          <w:szCs w:val="36"/>
-        </w:rPr>
-        <w:t xml:space="preserve"> </w:t>
+      <w:r>
+        <w:rPr>
+          <w:rFonts w:ascii="TH Sarabun New" w:hAnsi="TH Sarabun New" w:cs="TH Sarabun New"/>
+          <w:sz w:val="36"/>
+          <w:szCs w:val="36"/>
+        </w:rPr>
+        <w:t xml:space="preserve">person_flag </w:t>
       </w:r>
       <w:r>
         <w:rPr>
@@ -947,7 +857,7 @@
         <w:pStyle w:val="ListParagraph"/>
         <w:ind w:left="792"/>
         <w:rPr>
-          <w:rFonts w:ascii="TH Sarabun New" w:hAnsi="TH Sarabun New" w:cs="TH Sarabun New" w:hint="cs"/>
+          <w:rFonts w:ascii="TH Sarabun New" w:hAnsi="TH Sarabun New" w:cs="TH Sarabun New"/>
           <w:sz w:val="36"/>
           <w:szCs w:val="36"/>
         </w:rPr>
@@ -1023,7 +933,6 @@
         </w:rPr>
         <w:t xml:space="preserve">เข้าระบบมาแล้ว โดยตรวจสอบจาก </w:t>
       </w:r>
-      <w:proofErr w:type="spellStart"/>
       <w:r>
         <w:rPr>
           <w:rFonts w:ascii="TH Sarabun New" w:hAnsi="TH Sarabun New" w:cs="TH Sarabun New"/>
@@ -1032,7 +941,6 @@
         </w:rPr>
         <w:t>person_flag</w:t>
       </w:r>
-      <w:proofErr w:type="spellEnd"/>
       <w:r>
         <w:rPr>
           <w:rFonts w:ascii="TH Sarabun New" w:hAnsi="TH Sarabun New" w:cs="TH Sarabun New" w:hint="cs"/>
@@ -1105,23 +1013,13 @@
         </w:rPr>
         <w:t xml:space="preserve">ถ้า </w:t>
       </w:r>
-      <w:proofErr w:type="spellStart"/>
-      <w:r>
-        <w:rPr>
-          <w:rFonts w:ascii="TH Sarabun New" w:hAnsi="TH Sarabun New" w:cs="TH Sarabun New"/>
-          <w:sz w:val="36"/>
-          <w:szCs w:val="36"/>
-        </w:rPr>
-        <w:t>person_flag</w:t>
-      </w:r>
-      <w:proofErr w:type="spellEnd"/>
-      <w:r>
-        <w:rPr>
-          <w:rFonts w:ascii="TH Sarabun New" w:hAnsi="TH Sarabun New" w:cs="TH Sarabun New"/>
-          <w:sz w:val="36"/>
-          <w:szCs w:val="36"/>
-        </w:rPr>
-        <w:t xml:space="preserve"> </w:t>
+      <w:r>
+        <w:rPr>
+          <w:rFonts w:ascii="TH Sarabun New" w:hAnsi="TH Sarabun New" w:cs="TH Sarabun New"/>
+          <w:sz w:val="36"/>
+          <w:szCs w:val="36"/>
+        </w:rPr>
+        <w:t xml:space="preserve">person_flag </w:t>
       </w:r>
       <w:r>
         <w:rPr>
@@ -1252,23 +1150,13 @@
         </w:rPr>
         <w:t xml:space="preserve">ถ้า </w:t>
       </w:r>
-      <w:proofErr w:type="spellStart"/>
-      <w:r>
-        <w:rPr>
-          <w:rFonts w:ascii="TH Sarabun New" w:hAnsi="TH Sarabun New" w:cs="TH Sarabun New"/>
-          <w:sz w:val="36"/>
-          <w:szCs w:val="36"/>
-        </w:rPr>
-        <w:t>person_flag</w:t>
-      </w:r>
-      <w:proofErr w:type="spellEnd"/>
-      <w:r>
-        <w:rPr>
-          <w:rFonts w:ascii="TH Sarabun New" w:hAnsi="TH Sarabun New" w:cs="TH Sarabun New"/>
-          <w:sz w:val="36"/>
-          <w:szCs w:val="36"/>
-        </w:rPr>
-        <w:t xml:space="preserve"> </w:t>
+      <w:r>
+        <w:rPr>
+          <w:rFonts w:ascii="TH Sarabun New" w:hAnsi="TH Sarabun New" w:cs="TH Sarabun New"/>
+          <w:sz w:val="36"/>
+          <w:szCs w:val="36"/>
+        </w:rPr>
+        <w:t xml:space="preserve">person_flag </w:t>
       </w:r>
       <w:r>
         <w:rPr>
@@ -1431,23 +1319,13 @@
         </w:rPr>
         <w:t xml:space="preserve">ถ้า </w:t>
       </w:r>
-      <w:proofErr w:type="spellStart"/>
-      <w:r>
-        <w:rPr>
-          <w:rFonts w:ascii="TH Sarabun New" w:hAnsi="TH Sarabun New" w:cs="TH Sarabun New"/>
-          <w:sz w:val="36"/>
-          <w:szCs w:val="36"/>
-        </w:rPr>
-        <w:t>person_flag</w:t>
-      </w:r>
-      <w:proofErr w:type="spellEnd"/>
-      <w:r>
-        <w:rPr>
-          <w:rFonts w:ascii="TH Sarabun New" w:hAnsi="TH Sarabun New" w:cs="TH Sarabun New"/>
-          <w:sz w:val="36"/>
-          <w:szCs w:val="36"/>
-        </w:rPr>
-        <w:t xml:space="preserve"> </w:t>
+      <w:r>
+        <w:rPr>
+          <w:rFonts w:ascii="TH Sarabun New" w:hAnsi="TH Sarabun New" w:cs="TH Sarabun New"/>
+          <w:sz w:val="36"/>
+          <w:szCs w:val="36"/>
+        </w:rPr>
+        <w:t xml:space="preserve">person_flag </w:t>
       </w:r>
       <w:r>
         <w:rPr>
@@ -1595,7 +1473,7 @@
           <w:numId w:val="21"/>
         </w:numPr>
         <w:rPr>
-          <w:rFonts w:ascii="TH Sarabun New" w:hAnsi="TH Sarabun New" w:cs="TH Sarabun New" w:hint="cs"/>
+          <w:rFonts w:ascii="TH Sarabun New" w:hAnsi="TH Sarabun New" w:cs="TH Sarabun New"/>
           <w:sz w:val="36"/>
           <w:szCs w:val="36"/>
         </w:rPr>
@@ -1629,6 +1507,552 @@
         </w:rPr>
         <w:t>ข้อมูลการจอง</w:t>
       </w:r>
+    </w:p>
+    <w:p>
+      <w:pPr>
+        <w:pStyle w:val="ListParagraph"/>
+        <w:ind w:left="2232"/>
+        <w:rPr>
+          <w:rFonts w:ascii="TH Sarabun New" w:hAnsi="TH Sarabun New" w:cs="TH Sarabun New"/>
+          <w:b/>
+          <w:bCs/>
+          <w:sz w:val="36"/>
+          <w:szCs w:val="36"/>
+        </w:rPr>
+      </w:pPr>
+    </w:p>
+    <w:p>
+      <w:pPr>
+        <w:pStyle w:val="ListParagraph"/>
+        <w:ind w:left="2232"/>
+        <w:rPr>
+          <w:rFonts w:ascii="TH Sarabun New" w:hAnsi="TH Sarabun New" w:cs="TH Sarabun New"/>
+          <w:b/>
+          <w:bCs/>
+          <w:sz w:val="36"/>
+          <w:szCs w:val="36"/>
+        </w:rPr>
+      </w:pPr>
+    </w:p>
+    <w:p>
+      <w:pPr>
+        <w:pStyle w:val="Heading3"/>
+        <w:numPr>
+          <w:ilvl w:val="0"/>
+          <w:numId w:val="21"/>
+        </w:numPr>
+        <w:rPr>
+          <w:rFonts w:ascii="TH Sarabun New" w:hAnsi="TH Sarabun New" w:cs="TH Sarabun New"/>
+          <w:sz w:val="40"/>
+          <w:szCs w:val="40"/>
+        </w:rPr>
+      </w:pPr>
+      <w:r>
+        <w:rPr>
+          <w:rFonts w:ascii="TH Sarabun New" w:hAnsi="TH Sarabun New" w:cs="TH Sarabun New"/>
+          <w:sz w:val="40"/>
+          <w:szCs w:val="40"/>
+          <w:cs/>
+        </w:rPr>
+        <w:t>หน้าจอ</w:t>
+      </w:r>
+      <w:r>
+        <w:rPr>
+          <w:rFonts w:ascii="TH Sarabun New" w:hAnsi="TH Sarabun New" w:cs="TH Sarabun New" w:hint="cs"/>
+          <w:sz w:val="40"/>
+          <w:szCs w:val="40"/>
+          <w:cs/>
+        </w:rPr>
+        <w:t>ลูกค้า</w:t>
+      </w:r>
+    </w:p>
+    <w:p>
+      <w:pPr>
+        <w:ind w:firstLine="360"/>
+        <w:rPr>
+          <w:rFonts w:ascii="TH Sarabun New" w:hAnsi="TH Sarabun New" w:cs="TH Sarabun New"/>
+          <w:sz w:val="36"/>
+          <w:szCs w:val="36"/>
+        </w:rPr>
+      </w:pPr>
+      <w:r>
+        <w:rPr>
+          <w:rFonts w:ascii="TH Sarabun New" w:hAnsi="TH Sarabun New" w:cs="TH Sarabun New" w:hint="cs"/>
+          <w:sz w:val="36"/>
+          <w:szCs w:val="36"/>
+          <w:cs/>
+        </w:rPr>
+        <w:t>3.1.</w:t>
+      </w:r>
+      <w:r>
+        <w:rPr>
+          <w:rFonts w:ascii="TH Sarabun New" w:hAnsi="TH Sarabun New" w:cs="TH Sarabun New"/>
+          <w:sz w:val="36"/>
+          <w:szCs w:val="36"/>
+          <w:cs/>
+        </w:rPr>
+        <w:t>ช่วยปรับแก้ให้ในส่วนของ หน้าจอ</w:t>
+      </w:r>
+      <w:r>
+        <w:rPr>
+          <w:rFonts w:ascii="TH Sarabun New" w:hAnsi="TH Sarabun New" w:cs="TH Sarabun New" w:hint="cs"/>
+          <w:sz w:val="36"/>
+          <w:szCs w:val="36"/>
+          <w:cs/>
+        </w:rPr>
+        <w:t>ข้อมูลลูกค้า</w:t>
+      </w:r>
+      <w:r>
+        <w:rPr>
+          <w:rFonts w:ascii="TH Sarabun New" w:hAnsi="TH Sarabun New" w:cs="TH Sarabun New"/>
+          <w:sz w:val="36"/>
+          <w:szCs w:val="36"/>
+          <w:cs/>
+        </w:rPr>
+        <w:t xml:space="preserve"> มีเงื่อนไขในการใช้งานดังต่อไปนี้</w:t>
+      </w:r>
+    </w:p>
+    <w:p>
+      <w:pPr>
+        <w:pStyle w:val="ListParagraph"/>
+        <w:ind w:left="792"/>
+        <w:rPr>
+          <w:rFonts w:ascii="TH Sarabun New" w:hAnsi="TH Sarabun New" w:cs="TH Sarabun New"/>
+          <w:sz w:val="36"/>
+          <w:szCs w:val="36"/>
+        </w:rPr>
+      </w:pPr>
+      <w:r>
+        <w:rPr>
+          <w:rFonts w:ascii="TH Sarabun New" w:hAnsi="TH Sarabun New" w:cs="TH Sarabun New"/>
+          <w:sz w:val="36"/>
+          <w:szCs w:val="36"/>
+        </w:rPr>
+        <w:t>1.</w:t>
+      </w:r>
+      <w:r>
+        <w:rPr>
+          <w:rFonts w:ascii="TH Sarabun New" w:hAnsi="TH Sarabun New" w:cs="TH Sarabun New"/>
+          <w:sz w:val="36"/>
+          <w:szCs w:val="36"/>
+        </w:rPr>
+        <w:tab/>
+      </w:r>
+      <w:r>
+        <w:rPr>
+          <w:rFonts w:ascii="TH Sarabun New" w:hAnsi="TH Sarabun New" w:cs="TH Sarabun New"/>
+          <w:sz w:val="36"/>
+          <w:szCs w:val="36"/>
+          <w:cs/>
+        </w:rPr>
+        <w:t xml:space="preserve">ผู้ดูแลระบบระดับสูงสุด (มี </w:t>
+      </w:r>
+      <w:r>
+        <w:rPr>
+          <w:rFonts w:ascii="TH Sarabun New" w:hAnsi="TH Sarabun New" w:cs="TH Sarabun New"/>
+          <w:sz w:val="36"/>
+          <w:szCs w:val="36"/>
+        </w:rPr>
+        <w:t xml:space="preserve">person_flag </w:t>
+      </w:r>
+      <w:r>
+        <w:rPr>
+          <w:rFonts w:ascii="TH Sarabun New" w:hAnsi="TH Sarabun New" w:cs="TH Sarabun New"/>
+          <w:sz w:val="36"/>
+          <w:szCs w:val="36"/>
+          <w:cs/>
+        </w:rPr>
+        <w:t xml:space="preserve">เท่ากับ </w:t>
+      </w:r>
+      <w:r>
+        <w:rPr>
+          <w:rFonts w:ascii="TH Sarabun New" w:hAnsi="TH Sarabun New" w:cs="TH Sarabun New"/>
+          <w:sz w:val="36"/>
+          <w:szCs w:val="36"/>
+        </w:rPr>
+        <w:t>9</w:t>
+      </w:r>
+      <w:r>
+        <w:rPr>
+          <w:rFonts w:ascii="TH Sarabun New" w:hAnsi="TH Sarabun New" w:cs="TH Sarabun New"/>
+          <w:sz w:val="36"/>
+          <w:szCs w:val="36"/>
+          <w:cs/>
+        </w:rPr>
+        <w:t xml:space="preserve"> สามารถใช้งาน เพิ่มข้อมูล</w:t>
+      </w:r>
+      <w:r>
+        <w:rPr>
+          <w:rFonts w:ascii="TH Sarabun New" w:hAnsi="TH Sarabun New" w:cs="TH Sarabun New"/>
+          <w:sz w:val="36"/>
+          <w:szCs w:val="36"/>
+        </w:rPr>
+        <w:t xml:space="preserve">, </w:t>
+      </w:r>
+      <w:r>
+        <w:rPr>
+          <w:rFonts w:ascii="TH Sarabun New" w:hAnsi="TH Sarabun New" w:cs="TH Sarabun New"/>
+          <w:sz w:val="36"/>
+          <w:szCs w:val="36"/>
+          <w:cs/>
+        </w:rPr>
+        <w:t xml:space="preserve">แก้ไขข้อมูล และลบข้อมูล </w:t>
+      </w:r>
+      <w:r>
+        <w:rPr>
+          <w:rFonts w:ascii="TH Sarabun New" w:hAnsi="TH Sarabun New" w:cs="TH Sarabun New" w:hint="cs"/>
+          <w:sz w:val="36"/>
+          <w:szCs w:val="36"/>
+          <w:cs/>
+        </w:rPr>
+        <w:t>ข้อมูลลูกค้าได้</w:t>
+      </w:r>
+      <w:r>
+        <w:rPr>
+          <w:rFonts w:ascii="TH Sarabun New" w:hAnsi="TH Sarabun New" w:cs="TH Sarabun New"/>
+          <w:sz w:val="36"/>
+          <w:szCs w:val="36"/>
+          <w:cs/>
+        </w:rPr>
+        <w:t>)</w:t>
+      </w:r>
+    </w:p>
+    <w:p>
+      <w:pPr>
+        <w:pStyle w:val="ListParagraph"/>
+        <w:ind w:left="792"/>
+        <w:rPr>
+          <w:rFonts w:ascii="TH Sarabun New" w:hAnsi="TH Sarabun New" w:cs="TH Sarabun New"/>
+          <w:sz w:val="36"/>
+          <w:szCs w:val="36"/>
+        </w:rPr>
+      </w:pPr>
+      <w:r>
+        <w:rPr>
+          <w:rFonts w:ascii="TH Sarabun New" w:hAnsi="TH Sarabun New" w:cs="TH Sarabun New"/>
+          <w:sz w:val="36"/>
+          <w:szCs w:val="36"/>
+        </w:rPr>
+        <w:lastRenderedPageBreak/>
+        <w:t>2.</w:t>
+      </w:r>
+      <w:r>
+        <w:rPr>
+          <w:rFonts w:ascii="TH Sarabun New" w:hAnsi="TH Sarabun New" w:cs="TH Sarabun New"/>
+          <w:sz w:val="36"/>
+          <w:szCs w:val="36"/>
+        </w:rPr>
+        <w:tab/>
+      </w:r>
+      <w:r>
+        <w:rPr>
+          <w:rFonts w:ascii="TH Sarabun New" w:hAnsi="TH Sarabun New" w:cs="TH Sarabun New"/>
+          <w:sz w:val="36"/>
+          <w:szCs w:val="36"/>
+          <w:cs/>
+        </w:rPr>
+        <w:t xml:space="preserve">ผู้ดูแลระบบ (มี </w:t>
+      </w:r>
+      <w:r>
+        <w:rPr>
+          <w:rFonts w:ascii="TH Sarabun New" w:hAnsi="TH Sarabun New" w:cs="TH Sarabun New"/>
+          <w:sz w:val="36"/>
+          <w:szCs w:val="36"/>
+        </w:rPr>
+        <w:t xml:space="preserve">person_flag </w:t>
+      </w:r>
+      <w:r>
+        <w:rPr>
+          <w:rFonts w:ascii="TH Sarabun New" w:hAnsi="TH Sarabun New" w:cs="TH Sarabun New"/>
+          <w:sz w:val="36"/>
+          <w:szCs w:val="36"/>
+          <w:cs/>
+        </w:rPr>
+        <w:t xml:space="preserve">เท่ากับ </w:t>
+      </w:r>
+      <w:r>
+        <w:rPr>
+          <w:rFonts w:ascii="TH Sarabun New" w:hAnsi="TH Sarabun New" w:cs="TH Sarabun New"/>
+          <w:sz w:val="36"/>
+          <w:szCs w:val="36"/>
+        </w:rPr>
+        <w:t>8</w:t>
+      </w:r>
+      <w:r>
+        <w:rPr>
+          <w:rFonts w:ascii="TH Sarabun New" w:hAnsi="TH Sarabun New" w:cs="TH Sarabun New"/>
+          <w:sz w:val="36"/>
+          <w:szCs w:val="36"/>
+          <w:cs/>
+        </w:rPr>
+        <w:t xml:space="preserve"> สามารถใช้งาน </w:t>
+      </w:r>
+      <w:r>
+        <w:rPr>
+          <w:rFonts w:ascii="TH Sarabun New" w:hAnsi="TH Sarabun New" w:cs="TH Sarabun New"/>
+          <w:sz w:val="36"/>
+          <w:szCs w:val="36"/>
+          <w:cs/>
+        </w:rPr>
+        <w:t>สามารถใช้งาน เพิ่มข้อมูล</w:t>
+      </w:r>
+      <w:r>
+        <w:rPr>
+          <w:rFonts w:ascii="TH Sarabun New" w:hAnsi="TH Sarabun New" w:cs="TH Sarabun New"/>
+          <w:sz w:val="36"/>
+          <w:szCs w:val="36"/>
+        </w:rPr>
+        <w:t xml:space="preserve">, </w:t>
+      </w:r>
+      <w:r>
+        <w:rPr>
+          <w:rFonts w:ascii="TH Sarabun New" w:hAnsi="TH Sarabun New" w:cs="TH Sarabun New"/>
+          <w:sz w:val="36"/>
+          <w:szCs w:val="36"/>
+          <w:cs/>
+        </w:rPr>
+        <w:t xml:space="preserve">แก้ไขข้อมูล </w:t>
+      </w:r>
+      <w:r>
+        <w:rPr>
+          <w:rFonts w:ascii="TH Sarabun New" w:hAnsi="TH Sarabun New" w:cs="TH Sarabun New" w:hint="cs"/>
+          <w:b/>
+          <w:bCs/>
+          <w:sz w:val="36"/>
+          <w:szCs w:val="36"/>
+          <w:cs/>
+        </w:rPr>
+        <w:t>แต่ไม่สามารถ</w:t>
+      </w:r>
+      <w:r>
+        <w:rPr>
+          <w:rFonts w:ascii="TH Sarabun New" w:hAnsi="TH Sarabun New" w:cs="TH Sarabun New"/>
+          <w:b/>
+          <w:bCs/>
+          <w:sz w:val="36"/>
+          <w:szCs w:val="36"/>
+          <w:cs/>
+        </w:rPr>
+        <w:t>ลบข้อมูล</w:t>
+      </w:r>
+      <w:r>
+        <w:rPr>
+          <w:rFonts w:ascii="TH Sarabun New" w:hAnsi="TH Sarabun New" w:cs="TH Sarabun New"/>
+          <w:sz w:val="36"/>
+          <w:szCs w:val="36"/>
+          <w:cs/>
+        </w:rPr>
+        <w:t xml:space="preserve"> </w:t>
+      </w:r>
+      <w:r>
+        <w:rPr>
+          <w:rFonts w:ascii="TH Sarabun New" w:hAnsi="TH Sarabun New" w:cs="TH Sarabun New" w:hint="cs"/>
+          <w:sz w:val="36"/>
+          <w:szCs w:val="36"/>
+          <w:cs/>
+        </w:rPr>
+        <w:t>ข้อมูลลูกค้าได้</w:t>
+      </w:r>
+      <w:r>
+        <w:rPr>
+          <w:rFonts w:ascii="TH Sarabun New" w:hAnsi="TH Sarabun New" w:cs="TH Sarabun New"/>
+          <w:sz w:val="36"/>
+          <w:szCs w:val="36"/>
+          <w:cs/>
+        </w:rPr>
+        <w:t>)</w:t>
+      </w:r>
+    </w:p>
+    <w:p>
+      <w:pPr>
+        <w:pStyle w:val="ListParagraph"/>
+        <w:ind w:left="792"/>
+        <w:rPr>
+          <w:rFonts w:ascii="TH Sarabun New" w:hAnsi="TH Sarabun New" w:cs="TH Sarabun New" w:hint="cs"/>
+          <w:sz w:val="36"/>
+          <w:szCs w:val="36"/>
+        </w:rPr>
+      </w:pPr>
+      <w:r>
+        <w:rPr>
+          <w:rFonts w:ascii="TH Sarabun New" w:hAnsi="TH Sarabun New" w:cs="TH Sarabun New" w:hint="cs"/>
+          <w:sz w:val="36"/>
+          <w:szCs w:val="36"/>
+          <w:cs/>
+        </w:rPr>
+        <w:t>3.</w:t>
+      </w:r>
+      <w:r>
+        <w:rPr>
+          <w:rFonts w:ascii="TH Sarabun New" w:hAnsi="TH Sarabun New" w:cs="TH Sarabun New"/>
+          <w:sz w:val="36"/>
+          <w:szCs w:val="36"/>
+          <w:cs/>
+        </w:rPr>
+        <w:tab/>
+      </w:r>
+      <w:r>
+        <w:rPr>
+          <w:rFonts w:ascii="TH Sarabun New" w:hAnsi="TH Sarabun New" w:cs="TH Sarabun New" w:hint="cs"/>
+          <w:sz w:val="36"/>
+          <w:szCs w:val="36"/>
+          <w:cs/>
+        </w:rPr>
+        <w:t>ลูกค้า</w:t>
+      </w:r>
+      <w:r>
+        <w:rPr>
+          <w:rFonts w:ascii="TH Sarabun New" w:hAnsi="TH Sarabun New" w:cs="TH Sarabun New"/>
+          <w:sz w:val="36"/>
+          <w:szCs w:val="36"/>
+          <w:cs/>
+        </w:rPr>
+        <w:t xml:space="preserve"> (มี </w:t>
+      </w:r>
+      <w:r>
+        <w:rPr>
+          <w:rFonts w:ascii="TH Sarabun New" w:hAnsi="TH Sarabun New" w:cs="TH Sarabun New"/>
+          <w:sz w:val="36"/>
+          <w:szCs w:val="36"/>
+        </w:rPr>
+        <w:t xml:space="preserve">person_flag </w:t>
+      </w:r>
+      <w:r>
+        <w:rPr>
+          <w:rFonts w:ascii="TH Sarabun New" w:hAnsi="TH Sarabun New" w:cs="TH Sarabun New"/>
+          <w:sz w:val="36"/>
+          <w:szCs w:val="36"/>
+          <w:cs/>
+        </w:rPr>
+        <w:t xml:space="preserve">เท่ากับ </w:t>
+      </w:r>
+      <w:r>
+        <w:rPr>
+          <w:rFonts w:ascii="TH Sarabun New" w:hAnsi="TH Sarabun New" w:cs="TH Sarabun New" w:hint="cs"/>
+          <w:sz w:val="36"/>
+          <w:szCs w:val="36"/>
+          <w:cs/>
+        </w:rPr>
+        <w:t>1</w:t>
+      </w:r>
+      <w:r>
+        <w:rPr>
+          <w:rFonts w:ascii="TH Sarabun New" w:hAnsi="TH Sarabun New" w:cs="TH Sarabun New"/>
+          <w:sz w:val="36"/>
+          <w:szCs w:val="36"/>
+          <w:cs/>
+        </w:rPr>
+        <w:t xml:space="preserve"> สามารถใช้งาน สามารถใช้งาน แก้ไขข้อมูล </w:t>
+      </w:r>
+      <w:r>
+        <w:rPr>
+          <w:rFonts w:ascii="TH Sarabun New" w:hAnsi="TH Sarabun New" w:cs="TH Sarabun New" w:hint="cs"/>
+          <w:b/>
+          <w:bCs/>
+          <w:sz w:val="36"/>
+          <w:szCs w:val="36"/>
+          <w:cs/>
+        </w:rPr>
+        <w:t>ได้เฉพาะข้อมูลของตัวเองเท่านั้น</w:t>
+      </w:r>
+      <w:r>
+        <w:rPr>
+          <w:rFonts w:ascii="TH Sarabun New" w:hAnsi="TH Sarabun New" w:cs="TH Sarabun New"/>
+          <w:sz w:val="36"/>
+          <w:szCs w:val="36"/>
+          <w:cs/>
+        </w:rPr>
+        <w:t>)</w:t>
+      </w:r>
+    </w:p>
+    <w:p>
+      <w:pPr>
+        <w:pStyle w:val="ListParagraph"/>
+        <w:numPr>
+          <w:ilvl w:val="1"/>
+          <w:numId w:val="21"/>
+        </w:numPr>
+        <w:rPr>
+          <w:rFonts w:ascii="TH Sarabun New" w:hAnsi="TH Sarabun New" w:cs="TH Sarabun New"/>
+          <w:sz w:val="36"/>
+          <w:szCs w:val="36"/>
+        </w:rPr>
+      </w:pPr>
+      <w:r>
+        <w:rPr>
+          <w:rFonts w:ascii="TH Sarabun New" w:hAnsi="TH Sarabun New" w:cs="TH Sarabun New"/>
+          <w:sz w:val="36"/>
+          <w:szCs w:val="36"/>
+          <w:cs/>
+        </w:rPr>
+        <w:t>เมื่อคลิกที่เมนู ก่อนจะทำการเปิดหน้าจอที่เกี่ยวข้อง เช่น เมื่อคลิกที่เมนู</w:t>
+      </w:r>
+      <w:r>
+        <w:rPr>
+          <w:rFonts w:ascii="TH Sarabun New" w:hAnsi="TH Sarabun New" w:cs="TH Sarabun New" w:hint="cs"/>
+          <w:sz w:val="36"/>
+          <w:szCs w:val="36"/>
+          <w:cs/>
+        </w:rPr>
+        <w:t>ข้อมูลลูกค้า</w:t>
+      </w:r>
+      <w:r>
+        <w:rPr>
+          <w:rFonts w:ascii="TH Sarabun New" w:hAnsi="TH Sarabun New" w:cs="TH Sarabun New"/>
+          <w:sz w:val="36"/>
+          <w:szCs w:val="36"/>
+          <w:cs/>
+        </w:rPr>
+        <w:t xml:space="preserve"> อยากให้ทำการซ่อนหน้าจอผู้ดูแลระบบก่อน เมื่อตรวจสอบสิทธิ์การเข้าถึงเรียบร้อยแล้ว ตรวจสอบ </w:t>
+      </w:r>
+      <w:r>
+        <w:rPr>
+          <w:rFonts w:ascii="TH Sarabun New" w:hAnsi="TH Sarabun New" w:cs="TH Sarabun New"/>
+          <w:sz w:val="36"/>
+          <w:szCs w:val="36"/>
+        </w:rPr>
+        <w:t xml:space="preserve">person_flag </w:t>
+      </w:r>
+      <w:r>
+        <w:rPr>
+          <w:rFonts w:ascii="TH Sarabun New" w:hAnsi="TH Sarabun New" w:cs="TH Sarabun New"/>
+          <w:sz w:val="36"/>
+          <w:szCs w:val="36"/>
+          <w:cs/>
+        </w:rPr>
+        <w:t>จึงแสดงหน้าจอให้เห็นตามเงื่อนไขที่สัมพันธ์กัน</w:t>
+      </w:r>
+      <w:r>
+        <w:rPr>
+          <w:rFonts w:ascii="TH Sarabun New" w:hAnsi="TH Sarabun New" w:cs="TH Sarabun New"/>
+          <w:sz w:val="36"/>
+          <w:szCs w:val="36"/>
+          <w:cs/>
+        </w:rPr>
+        <w:tab/>
+      </w:r>
+    </w:p>
+    <w:p>
+      <w:pPr>
+        <w:pStyle w:val="ListParagraph"/>
+        <w:ind w:left="792"/>
+        <w:rPr>
+          <w:rFonts w:ascii="TH Sarabun New" w:hAnsi="TH Sarabun New" w:cs="TH Sarabun New" w:hint="cs"/>
+          <w:sz w:val="36"/>
+          <w:szCs w:val="36"/>
+        </w:rPr>
+      </w:pPr>
+    </w:p>
+    <w:p>
+      <w:pPr>
+        <w:pStyle w:val="ListParagraph"/>
+        <w:ind w:left="2232"/>
+        <w:rPr>
+          <w:rFonts w:ascii="TH Sarabun New" w:hAnsi="TH Sarabun New" w:cs="TH Sarabun New"/>
+          <w:sz w:val="36"/>
+          <w:szCs w:val="36"/>
+        </w:rPr>
+      </w:pPr>
     </w:p>
     <w:p>
       <w:pPr>
@@ -4688,6 +5112,7 @@
   <w:style w:type="character" w:default="1" w:styleId="DefaultParagraphFont">
     <w:name w:val="Default Paragraph Font"/>
     <w:uiPriority w:val="1"/>
+    <w:semiHidden/>
     <w:unhideWhenUsed/>
   </w:style>
   <w:style w:type="table" w:default="1" w:styleId="TableNormal">

--- a/Prompt/JM Thai Massage Management System Prompt_Access_Authorize.docx
+++ b/Prompt/JM Thai Massage Management System Prompt_Access_Authorize.docx
@@ -99,6 +99,7 @@
           <w:szCs w:val="36"/>
         </w:rPr>
       </w:pPr>
+      <w:proofErr w:type="spellStart"/>
       <w:r>
         <w:rPr>
           <w:rFonts w:ascii="TH Sarabun New" w:hAnsi="TH Sarabun New" w:cs="TH Sarabun New"/>
@@ -109,6 +110,7 @@
         </w:rPr>
         <w:t>Google_Sheet_ID</w:t>
       </w:r>
+      <w:proofErr w:type="spellEnd"/>
       <w:r>
         <w:rPr>
           <w:rFonts w:ascii="TH Sarabun New" w:hAnsi="TH Sarabun New" w:cs="TH Sarabun New"/>
@@ -131,6 +133,7 @@
           <w:szCs w:val="36"/>
         </w:rPr>
       </w:pPr>
+      <w:proofErr w:type="spellStart"/>
       <w:r>
         <w:rPr>
           <w:rFonts w:ascii="TH Sarabun New" w:hAnsi="TH Sarabun New" w:cs="TH Sarabun New"/>
@@ -139,7 +142,18 @@
           <w:sz w:val="36"/>
           <w:szCs w:val="36"/>
         </w:rPr>
-        <w:t xml:space="preserve">Sheet_Name_Admin </w:t>
+        <w:t>Sheet_Name_Admin</w:t>
+      </w:r>
+      <w:proofErr w:type="spellEnd"/>
+      <w:r>
+        <w:rPr>
+          <w:rFonts w:ascii="TH Sarabun New" w:hAnsi="TH Sarabun New" w:cs="TH Sarabun New"/>
+          <w:b/>
+          <w:bCs/>
+          <w:sz w:val="36"/>
+          <w:szCs w:val="36"/>
+        </w:rPr>
+        <w:t xml:space="preserve"> </w:t>
       </w:r>
       <w:r>
         <w:rPr>
@@ -188,6 +202,7 @@
           <w:szCs w:val="36"/>
         </w:rPr>
       </w:pPr>
+      <w:proofErr w:type="spellStart"/>
       <w:r>
         <w:rPr>
           <w:rFonts w:ascii="TH Sarabun New" w:hAnsi="TH Sarabun New" w:cs="TH Sarabun New"/>
@@ -196,7 +211,18 @@
           <w:sz w:val="36"/>
           <w:szCs w:val="36"/>
         </w:rPr>
-        <w:t xml:space="preserve">Sheet_Name_Customer </w:t>
+        <w:t>Sheet_Name_Customer</w:t>
+      </w:r>
+      <w:proofErr w:type="spellEnd"/>
+      <w:r>
+        <w:rPr>
+          <w:rFonts w:ascii="TH Sarabun New" w:hAnsi="TH Sarabun New" w:cs="TH Sarabun New"/>
+          <w:b/>
+          <w:bCs/>
+          <w:sz w:val="36"/>
+          <w:szCs w:val="36"/>
+        </w:rPr>
+        <w:t xml:space="preserve"> </w:t>
       </w:r>
       <w:r>
         <w:rPr>
@@ -255,6 +281,7 @@
           <w:szCs w:val="36"/>
         </w:rPr>
       </w:pPr>
+      <w:proofErr w:type="spellStart"/>
       <w:r>
         <w:rPr>
           <w:rFonts w:ascii="TH Sarabun New" w:hAnsi="TH Sarabun New" w:cs="TH Sarabun New"/>
@@ -275,6 +302,7 @@
         </w:rPr>
         <w:t>Reservation</w:t>
       </w:r>
+      <w:proofErr w:type="spellEnd"/>
       <w:r>
         <w:rPr>
           <w:rFonts w:ascii="TH Sarabun New" w:hAnsi="TH Sarabun New" w:cs="TH Sarabun New"/>
@@ -360,6 +388,7 @@
           <w:szCs w:val="36"/>
         </w:rPr>
       </w:pPr>
+      <w:proofErr w:type="spellStart"/>
       <w:r>
         <w:rPr>
           <w:rFonts w:ascii="TH Sarabun New" w:hAnsi="TH Sarabun New" w:cs="TH Sarabun New"/>
@@ -388,7 +417,18 @@
           <w:sz w:val="36"/>
           <w:szCs w:val="36"/>
         </w:rPr>
-        <w:t>Reservation_Time = “</w:t>
+        <w:t>Reservation_Time</w:t>
+      </w:r>
+      <w:proofErr w:type="spellEnd"/>
+      <w:r>
+        <w:rPr>
+          <w:rFonts w:ascii="TH Sarabun New" w:hAnsi="TH Sarabun New" w:cs="TH Sarabun New"/>
+          <w:b/>
+          <w:bCs/>
+          <w:sz w:val="36"/>
+          <w:szCs w:val="36"/>
+        </w:rPr>
+        <w:t xml:space="preserve"> = “</w:t>
       </w:r>
       <w:r>
         <w:rPr>
@@ -533,13 +573,23 @@
         </w:rPr>
         <w:t xml:space="preserve">เพิ่มข้อมูล </w:t>
       </w:r>
-      <w:r>
-        <w:rPr>
-          <w:rFonts w:ascii="TH Sarabun New" w:hAnsi="TH Sarabun New" w:cs="TH Sarabun New"/>
-          <w:sz w:val="36"/>
-          <w:szCs w:val="36"/>
-        </w:rPr>
-        <w:t xml:space="preserve">person_flag </w:t>
+      <w:proofErr w:type="spellStart"/>
+      <w:r>
+        <w:rPr>
+          <w:rFonts w:ascii="TH Sarabun New" w:hAnsi="TH Sarabun New" w:cs="TH Sarabun New"/>
+          <w:sz w:val="36"/>
+          <w:szCs w:val="36"/>
+        </w:rPr>
+        <w:t>person_flag</w:t>
+      </w:r>
+      <w:proofErr w:type="spellEnd"/>
+      <w:r>
+        <w:rPr>
+          <w:rFonts w:ascii="TH Sarabun New" w:hAnsi="TH Sarabun New" w:cs="TH Sarabun New"/>
+          <w:sz w:val="36"/>
+          <w:szCs w:val="36"/>
+        </w:rPr>
+        <w:t xml:space="preserve"> </w:t>
       </w:r>
       <w:r>
         <w:rPr>
@@ -590,13 +640,23 @@
         </w:rPr>
         <w:t xml:space="preserve">ปรับแก้ข้อมูล </w:t>
       </w:r>
-      <w:r>
-        <w:rPr>
-          <w:rFonts w:ascii="TH Sarabun New" w:hAnsi="TH Sarabun New" w:cs="TH Sarabun New"/>
-          <w:sz w:val="36"/>
-          <w:szCs w:val="36"/>
-        </w:rPr>
-        <w:t xml:space="preserve">person_flag </w:t>
+      <w:proofErr w:type="spellStart"/>
+      <w:r>
+        <w:rPr>
+          <w:rFonts w:ascii="TH Sarabun New" w:hAnsi="TH Sarabun New" w:cs="TH Sarabun New"/>
+          <w:sz w:val="36"/>
+          <w:szCs w:val="36"/>
+        </w:rPr>
+        <w:t>person_flag</w:t>
+      </w:r>
+      <w:proofErr w:type="spellEnd"/>
+      <w:r>
+        <w:rPr>
+          <w:rFonts w:ascii="TH Sarabun New" w:hAnsi="TH Sarabun New" w:cs="TH Sarabun New"/>
+          <w:sz w:val="36"/>
+          <w:szCs w:val="36"/>
+        </w:rPr>
+        <w:t xml:space="preserve"> </w:t>
       </w:r>
       <w:r>
         <w:rPr>
@@ -680,13 +740,23 @@
         </w:rPr>
         <w:t xml:space="preserve">ผู้ดูแลระบบระดับสูงสุด (มี </w:t>
       </w:r>
-      <w:r>
-        <w:rPr>
-          <w:rFonts w:ascii="TH Sarabun New" w:hAnsi="TH Sarabun New" w:cs="TH Sarabun New"/>
-          <w:sz w:val="36"/>
-          <w:szCs w:val="36"/>
-        </w:rPr>
-        <w:t xml:space="preserve">person_flag </w:t>
+      <w:proofErr w:type="spellStart"/>
+      <w:r>
+        <w:rPr>
+          <w:rFonts w:ascii="TH Sarabun New" w:hAnsi="TH Sarabun New" w:cs="TH Sarabun New"/>
+          <w:sz w:val="36"/>
+          <w:szCs w:val="36"/>
+        </w:rPr>
+        <w:t>person_flag</w:t>
+      </w:r>
+      <w:proofErr w:type="spellEnd"/>
+      <w:r>
+        <w:rPr>
+          <w:rFonts w:ascii="TH Sarabun New" w:hAnsi="TH Sarabun New" w:cs="TH Sarabun New"/>
+          <w:sz w:val="36"/>
+          <w:szCs w:val="36"/>
+        </w:rPr>
+        <w:t xml:space="preserve"> </w:t>
       </w:r>
       <w:r>
         <w:rPr>
@@ -767,13 +837,23 @@
         </w:rPr>
         <w:t xml:space="preserve">ผู้ดูแลระบบ (มี </w:t>
       </w:r>
-      <w:r>
-        <w:rPr>
-          <w:rFonts w:ascii="TH Sarabun New" w:hAnsi="TH Sarabun New" w:cs="TH Sarabun New"/>
-          <w:sz w:val="36"/>
-          <w:szCs w:val="36"/>
-        </w:rPr>
-        <w:t xml:space="preserve">person_flag </w:t>
+      <w:proofErr w:type="spellStart"/>
+      <w:r>
+        <w:rPr>
+          <w:rFonts w:ascii="TH Sarabun New" w:hAnsi="TH Sarabun New" w:cs="TH Sarabun New"/>
+          <w:sz w:val="36"/>
+          <w:szCs w:val="36"/>
+        </w:rPr>
+        <w:t>person_flag</w:t>
+      </w:r>
+      <w:proofErr w:type="spellEnd"/>
+      <w:r>
+        <w:rPr>
+          <w:rFonts w:ascii="TH Sarabun New" w:hAnsi="TH Sarabun New" w:cs="TH Sarabun New"/>
+          <w:sz w:val="36"/>
+          <w:szCs w:val="36"/>
+        </w:rPr>
+        <w:t xml:space="preserve"> </w:t>
       </w:r>
       <w:r>
         <w:rPr>
@@ -825,13 +905,23 @@
         <w:lastRenderedPageBreak/>
         <w:t xml:space="preserve">เมื่อคลิกที่เมนู ก่อนจะทำการเปิดหน้าจอที่เกี่ยวข้อง เช่น เมื่อคลิกที่เมนูผู้ดูแลระบบ อยากให้ทำการซ่อนหน้าจอผู้ดูแลระบบก่อน เมื่อตรวจสอบสิทธิ์การเข้าถึงเรียบร้อยแล้ว ตรวจสอบ </w:t>
       </w:r>
-      <w:r>
-        <w:rPr>
-          <w:rFonts w:ascii="TH Sarabun New" w:hAnsi="TH Sarabun New" w:cs="TH Sarabun New"/>
-          <w:sz w:val="36"/>
-          <w:szCs w:val="36"/>
-        </w:rPr>
-        <w:t xml:space="preserve">person_flag </w:t>
+      <w:proofErr w:type="spellStart"/>
+      <w:r>
+        <w:rPr>
+          <w:rFonts w:ascii="TH Sarabun New" w:hAnsi="TH Sarabun New" w:cs="TH Sarabun New"/>
+          <w:sz w:val="36"/>
+          <w:szCs w:val="36"/>
+        </w:rPr>
+        <w:t>person_flag</w:t>
+      </w:r>
+      <w:proofErr w:type="spellEnd"/>
+      <w:r>
+        <w:rPr>
+          <w:rFonts w:ascii="TH Sarabun New" w:hAnsi="TH Sarabun New" w:cs="TH Sarabun New"/>
+          <w:sz w:val="36"/>
+          <w:szCs w:val="36"/>
+        </w:rPr>
+        <w:t xml:space="preserve"> </w:t>
       </w:r>
       <w:r>
         <w:rPr>
@@ -933,6 +1023,7 @@
         </w:rPr>
         <w:t xml:space="preserve">เข้าระบบมาแล้ว โดยตรวจสอบจาก </w:t>
       </w:r>
+      <w:proofErr w:type="spellStart"/>
       <w:r>
         <w:rPr>
           <w:rFonts w:ascii="TH Sarabun New" w:hAnsi="TH Sarabun New" w:cs="TH Sarabun New"/>
@@ -941,6 +1032,7 @@
         </w:rPr>
         <w:t>person_flag</w:t>
       </w:r>
+      <w:proofErr w:type="spellEnd"/>
       <w:r>
         <w:rPr>
           <w:rFonts w:ascii="TH Sarabun New" w:hAnsi="TH Sarabun New" w:cs="TH Sarabun New" w:hint="cs"/>
@@ -1013,13 +1105,23 @@
         </w:rPr>
         <w:t xml:space="preserve">ถ้า </w:t>
       </w:r>
-      <w:r>
-        <w:rPr>
-          <w:rFonts w:ascii="TH Sarabun New" w:hAnsi="TH Sarabun New" w:cs="TH Sarabun New"/>
-          <w:sz w:val="36"/>
-          <w:szCs w:val="36"/>
-        </w:rPr>
-        <w:t xml:space="preserve">person_flag </w:t>
+      <w:proofErr w:type="spellStart"/>
+      <w:r>
+        <w:rPr>
+          <w:rFonts w:ascii="TH Sarabun New" w:hAnsi="TH Sarabun New" w:cs="TH Sarabun New"/>
+          <w:sz w:val="36"/>
+          <w:szCs w:val="36"/>
+        </w:rPr>
+        <w:t>person_flag</w:t>
+      </w:r>
+      <w:proofErr w:type="spellEnd"/>
+      <w:r>
+        <w:rPr>
+          <w:rFonts w:ascii="TH Sarabun New" w:hAnsi="TH Sarabun New" w:cs="TH Sarabun New"/>
+          <w:sz w:val="36"/>
+          <w:szCs w:val="36"/>
+        </w:rPr>
+        <w:t xml:space="preserve"> </w:t>
       </w:r>
       <w:r>
         <w:rPr>
@@ -1150,13 +1252,23 @@
         </w:rPr>
         <w:t xml:space="preserve">ถ้า </w:t>
       </w:r>
-      <w:r>
-        <w:rPr>
-          <w:rFonts w:ascii="TH Sarabun New" w:hAnsi="TH Sarabun New" w:cs="TH Sarabun New"/>
-          <w:sz w:val="36"/>
-          <w:szCs w:val="36"/>
-        </w:rPr>
-        <w:t xml:space="preserve">person_flag </w:t>
+      <w:proofErr w:type="spellStart"/>
+      <w:r>
+        <w:rPr>
+          <w:rFonts w:ascii="TH Sarabun New" w:hAnsi="TH Sarabun New" w:cs="TH Sarabun New"/>
+          <w:sz w:val="36"/>
+          <w:szCs w:val="36"/>
+        </w:rPr>
+        <w:t>person_flag</w:t>
+      </w:r>
+      <w:proofErr w:type="spellEnd"/>
+      <w:r>
+        <w:rPr>
+          <w:rFonts w:ascii="TH Sarabun New" w:hAnsi="TH Sarabun New" w:cs="TH Sarabun New"/>
+          <w:sz w:val="36"/>
+          <w:szCs w:val="36"/>
+        </w:rPr>
+        <w:t xml:space="preserve"> </w:t>
       </w:r>
       <w:r>
         <w:rPr>
@@ -1319,13 +1431,23 @@
         </w:rPr>
         <w:t xml:space="preserve">ถ้า </w:t>
       </w:r>
-      <w:r>
-        <w:rPr>
-          <w:rFonts w:ascii="TH Sarabun New" w:hAnsi="TH Sarabun New" w:cs="TH Sarabun New"/>
-          <w:sz w:val="36"/>
-          <w:szCs w:val="36"/>
-        </w:rPr>
-        <w:t xml:space="preserve">person_flag </w:t>
+      <w:proofErr w:type="spellStart"/>
+      <w:r>
+        <w:rPr>
+          <w:rFonts w:ascii="TH Sarabun New" w:hAnsi="TH Sarabun New" w:cs="TH Sarabun New"/>
+          <w:sz w:val="36"/>
+          <w:szCs w:val="36"/>
+        </w:rPr>
+        <w:t>person_flag</w:t>
+      </w:r>
+      <w:proofErr w:type="spellEnd"/>
+      <w:r>
+        <w:rPr>
+          <w:rFonts w:ascii="TH Sarabun New" w:hAnsi="TH Sarabun New" w:cs="TH Sarabun New"/>
+          <w:sz w:val="36"/>
+          <w:szCs w:val="36"/>
+        </w:rPr>
+        <w:t xml:space="preserve"> </w:t>
       </w:r>
       <w:r>
         <w:rPr>
@@ -1647,13 +1769,23 @@
         </w:rPr>
         <w:t xml:space="preserve">ผู้ดูแลระบบระดับสูงสุด (มี </w:t>
       </w:r>
-      <w:r>
-        <w:rPr>
-          <w:rFonts w:ascii="TH Sarabun New" w:hAnsi="TH Sarabun New" w:cs="TH Sarabun New"/>
-          <w:sz w:val="36"/>
-          <w:szCs w:val="36"/>
-        </w:rPr>
-        <w:t xml:space="preserve">person_flag </w:t>
+      <w:proofErr w:type="spellStart"/>
+      <w:r>
+        <w:rPr>
+          <w:rFonts w:ascii="TH Sarabun New" w:hAnsi="TH Sarabun New" w:cs="TH Sarabun New"/>
+          <w:sz w:val="36"/>
+          <w:szCs w:val="36"/>
+        </w:rPr>
+        <w:t>person_flag</w:t>
+      </w:r>
+      <w:proofErr w:type="spellEnd"/>
+      <w:r>
+        <w:rPr>
+          <w:rFonts w:ascii="TH Sarabun New" w:hAnsi="TH Sarabun New" w:cs="TH Sarabun New"/>
+          <w:sz w:val="36"/>
+          <w:szCs w:val="36"/>
+        </w:rPr>
+        <w:t xml:space="preserve"> </w:t>
       </w:r>
       <w:r>
         <w:rPr>
@@ -1753,13 +1885,23 @@
         </w:rPr>
         <w:t xml:space="preserve">ผู้ดูแลระบบ (มี </w:t>
       </w:r>
-      <w:r>
-        <w:rPr>
-          <w:rFonts w:ascii="TH Sarabun New" w:hAnsi="TH Sarabun New" w:cs="TH Sarabun New"/>
-          <w:sz w:val="36"/>
-          <w:szCs w:val="36"/>
-        </w:rPr>
-        <w:t xml:space="preserve">person_flag </w:t>
+      <w:proofErr w:type="spellStart"/>
+      <w:r>
+        <w:rPr>
+          <w:rFonts w:ascii="TH Sarabun New" w:hAnsi="TH Sarabun New" w:cs="TH Sarabun New"/>
+          <w:sz w:val="36"/>
+          <w:szCs w:val="36"/>
+        </w:rPr>
+        <w:t>person_flag</w:t>
+      </w:r>
+      <w:proofErr w:type="spellEnd"/>
+      <w:r>
+        <w:rPr>
+          <w:rFonts w:ascii="TH Sarabun New" w:hAnsi="TH Sarabun New" w:cs="TH Sarabun New"/>
+          <w:sz w:val="36"/>
+          <w:szCs w:val="36"/>
+        </w:rPr>
+        <w:t xml:space="preserve"> </w:t>
       </w:r>
       <w:r>
         <w:rPr>
@@ -1868,7 +2010,7 @@
         <w:pStyle w:val="ListParagraph"/>
         <w:ind w:left="792"/>
         <w:rPr>
-          <w:rFonts w:ascii="TH Sarabun New" w:hAnsi="TH Sarabun New" w:cs="TH Sarabun New" w:hint="cs"/>
+          <w:rFonts w:ascii="TH Sarabun New" w:hAnsi="TH Sarabun New" w:cs="TH Sarabun New"/>
           <w:sz w:val="36"/>
           <w:szCs w:val="36"/>
         </w:rPr>
@@ -1909,13 +2051,23 @@
         </w:rPr>
         <w:t xml:space="preserve"> (มี </w:t>
       </w:r>
-      <w:r>
-        <w:rPr>
-          <w:rFonts w:ascii="TH Sarabun New" w:hAnsi="TH Sarabun New" w:cs="TH Sarabun New"/>
-          <w:sz w:val="36"/>
-          <w:szCs w:val="36"/>
-        </w:rPr>
-        <w:t xml:space="preserve">person_flag </w:t>
+      <w:proofErr w:type="spellStart"/>
+      <w:r>
+        <w:rPr>
+          <w:rFonts w:ascii="TH Sarabun New" w:hAnsi="TH Sarabun New" w:cs="TH Sarabun New"/>
+          <w:sz w:val="36"/>
+          <w:szCs w:val="36"/>
+        </w:rPr>
+        <w:t>person_flag</w:t>
+      </w:r>
+      <w:proofErr w:type="spellEnd"/>
+      <w:r>
+        <w:rPr>
+          <w:rFonts w:ascii="TH Sarabun New" w:hAnsi="TH Sarabun New" w:cs="TH Sarabun New"/>
+          <w:sz w:val="36"/>
+          <w:szCs w:val="36"/>
+        </w:rPr>
+        <w:t xml:space="preserve"> </w:t>
       </w:r>
       <w:r>
         <w:rPr>
@@ -2005,13 +2157,23 @@
         </w:rPr>
         <w:t xml:space="preserve"> อยากให้ทำการซ่อนหน้าจอผู้ดูแลระบบก่อน เมื่อตรวจสอบสิทธิ์การเข้าถึงเรียบร้อยแล้ว ตรวจสอบ </w:t>
       </w:r>
-      <w:r>
-        <w:rPr>
-          <w:rFonts w:ascii="TH Sarabun New" w:hAnsi="TH Sarabun New" w:cs="TH Sarabun New"/>
-          <w:sz w:val="36"/>
-          <w:szCs w:val="36"/>
-        </w:rPr>
-        <w:t xml:space="preserve">person_flag </w:t>
+      <w:proofErr w:type="spellStart"/>
+      <w:r>
+        <w:rPr>
+          <w:rFonts w:ascii="TH Sarabun New" w:hAnsi="TH Sarabun New" w:cs="TH Sarabun New"/>
+          <w:sz w:val="36"/>
+          <w:szCs w:val="36"/>
+        </w:rPr>
+        <w:t>person_flag</w:t>
+      </w:r>
+      <w:proofErr w:type="spellEnd"/>
+      <w:r>
+        <w:rPr>
+          <w:rFonts w:ascii="TH Sarabun New" w:hAnsi="TH Sarabun New" w:cs="TH Sarabun New"/>
+          <w:sz w:val="36"/>
+          <w:szCs w:val="36"/>
+        </w:rPr>
+        <w:t xml:space="preserve"> </w:t>
       </w:r>
       <w:r>
         <w:rPr>
@@ -2037,7 +2199,7 @@
         <w:pStyle w:val="ListParagraph"/>
         <w:ind w:left="792"/>
         <w:rPr>
-          <w:rFonts w:ascii="TH Sarabun New" w:hAnsi="TH Sarabun New" w:cs="TH Sarabun New" w:hint="cs"/>
+          <w:rFonts w:ascii="TH Sarabun New" w:hAnsi="TH Sarabun New" w:cs="TH Sarabun New"/>
           <w:sz w:val="36"/>
           <w:szCs w:val="36"/>
         </w:rPr>
@@ -2107,7 +2269,7 @@
     <w:p>
       <w:pPr>
         <w:rPr>
-          <w:rFonts w:ascii="TH Sarabun New" w:hAnsi="TH Sarabun New" w:cs="TH Sarabun New"/>
+          <w:rFonts w:ascii="TH Sarabun New" w:hAnsi="TH Sarabun New" w:cs="TH Sarabun New" w:hint="cs"/>
           <w:sz w:val="36"/>
           <w:szCs w:val="36"/>
           <w:cs/>

--- a/Prompt/JM Thai Massage Management System Prompt_Access_Authorize.docx
+++ b/Prompt/JM Thai Massage Management System Prompt_Access_Authorize.docx
@@ -1690,435 +1690,6 @@
     </w:p>
     <w:p>
       <w:pPr>
-        <w:ind w:firstLine="360"/>
-        <w:rPr>
-          <w:rFonts w:ascii="TH Sarabun New" w:hAnsi="TH Sarabun New" w:cs="TH Sarabun New"/>
-          <w:sz w:val="36"/>
-          <w:szCs w:val="36"/>
-        </w:rPr>
-      </w:pPr>
-      <w:r>
-        <w:rPr>
-          <w:rFonts w:ascii="TH Sarabun New" w:hAnsi="TH Sarabun New" w:cs="TH Sarabun New" w:hint="cs"/>
-          <w:sz w:val="36"/>
-          <w:szCs w:val="36"/>
-          <w:cs/>
-        </w:rPr>
-        <w:t>3.1.</w:t>
-      </w:r>
-      <w:r>
-        <w:rPr>
-          <w:rFonts w:ascii="TH Sarabun New" w:hAnsi="TH Sarabun New" w:cs="TH Sarabun New"/>
-          <w:sz w:val="36"/>
-          <w:szCs w:val="36"/>
-          <w:cs/>
-        </w:rPr>
-        <w:t>ช่วยปรับแก้ให้ในส่วนของ หน้าจอ</w:t>
-      </w:r>
-      <w:r>
-        <w:rPr>
-          <w:rFonts w:ascii="TH Sarabun New" w:hAnsi="TH Sarabun New" w:cs="TH Sarabun New" w:hint="cs"/>
-          <w:sz w:val="36"/>
-          <w:szCs w:val="36"/>
-          <w:cs/>
-        </w:rPr>
-        <w:t>ข้อมูลลูกค้า</w:t>
-      </w:r>
-      <w:r>
-        <w:rPr>
-          <w:rFonts w:ascii="TH Sarabun New" w:hAnsi="TH Sarabun New" w:cs="TH Sarabun New"/>
-          <w:sz w:val="36"/>
-          <w:szCs w:val="36"/>
-          <w:cs/>
-        </w:rPr>
-        <w:t xml:space="preserve"> มีเงื่อนไขในการใช้งานดังต่อไปนี้</w:t>
-      </w:r>
-    </w:p>
-    <w:p>
-      <w:pPr>
-        <w:pStyle w:val="ListParagraph"/>
-        <w:ind w:left="792"/>
-        <w:rPr>
-          <w:rFonts w:ascii="TH Sarabun New" w:hAnsi="TH Sarabun New" w:cs="TH Sarabun New"/>
-          <w:sz w:val="36"/>
-          <w:szCs w:val="36"/>
-        </w:rPr>
-      </w:pPr>
-      <w:r>
-        <w:rPr>
-          <w:rFonts w:ascii="TH Sarabun New" w:hAnsi="TH Sarabun New" w:cs="TH Sarabun New"/>
-          <w:sz w:val="36"/>
-          <w:szCs w:val="36"/>
-        </w:rPr>
-        <w:t>1.</w:t>
-      </w:r>
-      <w:r>
-        <w:rPr>
-          <w:rFonts w:ascii="TH Sarabun New" w:hAnsi="TH Sarabun New" w:cs="TH Sarabun New"/>
-          <w:sz w:val="36"/>
-          <w:szCs w:val="36"/>
-        </w:rPr>
-        <w:tab/>
-      </w:r>
-      <w:r>
-        <w:rPr>
-          <w:rFonts w:ascii="TH Sarabun New" w:hAnsi="TH Sarabun New" w:cs="TH Sarabun New"/>
-          <w:sz w:val="36"/>
-          <w:szCs w:val="36"/>
-          <w:cs/>
-        </w:rPr>
-        <w:t xml:space="preserve">ผู้ดูแลระบบระดับสูงสุด (มี </w:t>
-      </w:r>
-      <w:proofErr w:type="spellStart"/>
-      <w:r>
-        <w:rPr>
-          <w:rFonts w:ascii="TH Sarabun New" w:hAnsi="TH Sarabun New" w:cs="TH Sarabun New"/>
-          <w:sz w:val="36"/>
-          <w:szCs w:val="36"/>
-        </w:rPr>
-        <w:t>person_flag</w:t>
-      </w:r>
-      <w:proofErr w:type="spellEnd"/>
-      <w:r>
-        <w:rPr>
-          <w:rFonts w:ascii="TH Sarabun New" w:hAnsi="TH Sarabun New" w:cs="TH Sarabun New"/>
-          <w:sz w:val="36"/>
-          <w:szCs w:val="36"/>
-        </w:rPr>
-        <w:t xml:space="preserve"> </w:t>
-      </w:r>
-      <w:r>
-        <w:rPr>
-          <w:rFonts w:ascii="TH Sarabun New" w:hAnsi="TH Sarabun New" w:cs="TH Sarabun New"/>
-          <w:sz w:val="36"/>
-          <w:szCs w:val="36"/>
-          <w:cs/>
-        </w:rPr>
-        <w:t xml:space="preserve">เท่ากับ </w:t>
-      </w:r>
-      <w:r>
-        <w:rPr>
-          <w:rFonts w:ascii="TH Sarabun New" w:hAnsi="TH Sarabun New" w:cs="TH Sarabun New"/>
-          <w:sz w:val="36"/>
-          <w:szCs w:val="36"/>
-        </w:rPr>
-        <w:t>9</w:t>
-      </w:r>
-      <w:r>
-        <w:rPr>
-          <w:rFonts w:ascii="TH Sarabun New" w:hAnsi="TH Sarabun New" w:cs="TH Sarabun New"/>
-          <w:sz w:val="36"/>
-          <w:szCs w:val="36"/>
-          <w:cs/>
-        </w:rPr>
-        <w:t xml:space="preserve"> สามารถใช้งาน เพิ่มข้อมูล</w:t>
-      </w:r>
-      <w:r>
-        <w:rPr>
-          <w:rFonts w:ascii="TH Sarabun New" w:hAnsi="TH Sarabun New" w:cs="TH Sarabun New"/>
-          <w:sz w:val="36"/>
-          <w:szCs w:val="36"/>
-        </w:rPr>
-        <w:t xml:space="preserve">, </w:t>
-      </w:r>
-      <w:r>
-        <w:rPr>
-          <w:rFonts w:ascii="TH Sarabun New" w:hAnsi="TH Sarabun New" w:cs="TH Sarabun New"/>
-          <w:sz w:val="36"/>
-          <w:szCs w:val="36"/>
-          <w:cs/>
-        </w:rPr>
-        <w:t xml:space="preserve">แก้ไขข้อมูล และลบข้อมูล </w:t>
-      </w:r>
-      <w:r>
-        <w:rPr>
-          <w:rFonts w:ascii="TH Sarabun New" w:hAnsi="TH Sarabun New" w:cs="TH Sarabun New" w:hint="cs"/>
-          <w:sz w:val="36"/>
-          <w:szCs w:val="36"/>
-          <w:cs/>
-        </w:rPr>
-        <w:t>ข้อมูลลูกค้าได้</w:t>
-      </w:r>
-      <w:r>
-        <w:rPr>
-          <w:rFonts w:ascii="TH Sarabun New" w:hAnsi="TH Sarabun New" w:cs="TH Sarabun New"/>
-          <w:sz w:val="36"/>
-          <w:szCs w:val="36"/>
-          <w:cs/>
-        </w:rPr>
-        <w:t>)</w:t>
-      </w:r>
-    </w:p>
-    <w:p>
-      <w:pPr>
-        <w:pStyle w:val="ListParagraph"/>
-        <w:ind w:left="792"/>
-        <w:rPr>
-          <w:rFonts w:ascii="TH Sarabun New" w:hAnsi="TH Sarabun New" w:cs="TH Sarabun New"/>
-          <w:sz w:val="36"/>
-          <w:szCs w:val="36"/>
-        </w:rPr>
-      </w:pPr>
-      <w:r>
-        <w:rPr>
-          <w:rFonts w:ascii="TH Sarabun New" w:hAnsi="TH Sarabun New" w:cs="TH Sarabun New"/>
-          <w:sz w:val="36"/>
-          <w:szCs w:val="36"/>
-        </w:rPr>
-        <w:lastRenderedPageBreak/>
-        <w:t>2.</w:t>
-      </w:r>
-      <w:r>
-        <w:rPr>
-          <w:rFonts w:ascii="TH Sarabun New" w:hAnsi="TH Sarabun New" w:cs="TH Sarabun New"/>
-          <w:sz w:val="36"/>
-          <w:szCs w:val="36"/>
-        </w:rPr>
-        <w:tab/>
-      </w:r>
-      <w:r>
-        <w:rPr>
-          <w:rFonts w:ascii="TH Sarabun New" w:hAnsi="TH Sarabun New" w:cs="TH Sarabun New"/>
-          <w:sz w:val="36"/>
-          <w:szCs w:val="36"/>
-          <w:cs/>
-        </w:rPr>
-        <w:t xml:space="preserve">ผู้ดูแลระบบ (มี </w:t>
-      </w:r>
-      <w:proofErr w:type="spellStart"/>
-      <w:r>
-        <w:rPr>
-          <w:rFonts w:ascii="TH Sarabun New" w:hAnsi="TH Sarabun New" w:cs="TH Sarabun New"/>
-          <w:sz w:val="36"/>
-          <w:szCs w:val="36"/>
-        </w:rPr>
-        <w:t>person_flag</w:t>
-      </w:r>
-      <w:proofErr w:type="spellEnd"/>
-      <w:r>
-        <w:rPr>
-          <w:rFonts w:ascii="TH Sarabun New" w:hAnsi="TH Sarabun New" w:cs="TH Sarabun New"/>
-          <w:sz w:val="36"/>
-          <w:szCs w:val="36"/>
-        </w:rPr>
-        <w:t xml:space="preserve"> </w:t>
-      </w:r>
-      <w:r>
-        <w:rPr>
-          <w:rFonts w:ascii="TH Sarabun New" w:hAnsi="TH Sarabun New" w:cs="TH Sarabun New"/>
-          <w:sz w:val="36"/>
-          <w:szCs w:val="36"/>
-          <w:cs/>
-        </w:rPr>
-        <w:t xml:space="preserve">เท่ากับ </w:t>
-      </w:r>
-      <w:r>
-        <w:rPr>
-          <w:rFonts w:ascii="TH Sarabun New" w:hAnsi="TH Sarabun New" w:cs="TH Sarabun New"/>
-          <w:sz w:val="36"/>
-          <w:szCs w:val="36"/>
-        </w:rPr>
-        <w:t>8</w:t>
-      </w:r>
-      <w:r>
-        <w:rPr>
-          <w:rFonts w:ascii="TH Sarabun New" w:hAnsi="TH Sarabun New" w:cs="TH Sarabun New"/>
-          <w:sz w:val="36"/>
-          <w:szCs w:val="36"/>
-          <w:cs/>
-        </w:rPr>
-        <w:t xml:space="preserve"> สามารถใช้งาน </w:t>
-      </w:r>
-      <w:r>
-        <w:rPr>
-          <w:rFonts w:ascii="TH Sarabun New" w:hAnsi="TH Sarabun New" w:cs="TH Sarabun New"/>
-          <w:sz w:val="36"/>
-          <w:szCs w:val="36"/>
-          <w:cs/>
-        </w:rPr>
-        <w:t>สามารถใช้งาน เพิ่มข้อมูล</w:t>
-      </w:r>
-      <w:r>
-        <w:rPr>
-          <w:rFonts w:ascii="TH Sarabun New" w:hAnsi="TH Sarabun New" w:cs="TH Sarabun New"/>
-          <w:sz w:val="36"/>
-          <w:szCs w:val="36"/>
-        </w:rPr>
-        <w:t xml:space="preserve">, </w:t>
-      </w:r>
-      <w:r>
-        <w:rPr>
-          <w:rFonts w:ascii="TH Sarabun New" w:hAnsi="TH Sarabun New" w:cs="TH Sarabun New"/>
-          <w:sz w:val="36"/>
-          <w:szCs w:val="36"/>
-          <w:cs/>
-        </w:rPr>
-        <w:t xml:space="preserve">แก้ไขข้อมูล </w:t>
-      </w:r>
-      <w:r>
-        <w:rPr>
-          <w:rFonts w:ascii="TH Sarabun New" w:hAnsi="TH Sarabun New" w:cs="TH Sarabun New" w:hint="cs"/>
-          <w:b/>
-          <w:bCs/>
-          <w:sz w:val="36"/>
-          <w:szCs w:val="36"/>
-          <w:cs/>
-        </w:rPr>
-        <w:t>แต่ไม่สามารถ</w:t>
-      </w:r>
-      <w:r>
-        <w:rPr>
-          <w:rFonts w:ascii="TH Sarabun New" w:hAnsi="TH Sarabun New" w:cs="TH Sarabun New"/>
-          <w:b/>
-          <w:bCs/>
-          <w:sz w:val="36"/>
-          <w:szCs w:val="36"/>
-          <w:cs/>
-        </w:rPr>
-        <w:t>ลบข้อมูล</w:t>
-      </w:r>
-      <w:r>
-        <w:rPr>
-          <w:rFonts w:ascii="TH Sarabun New" w:hAnsi="TH Sarabun New" w:cs="TH Sarabun New"/>
-          <w:sz w:val="36"/>
-          <w:szCs w:val="36"/>
-          <w:cs/>
-        </w:rPr>
-        <w:t xml:space="preserve"> </w:t>
-      </w:r>
-      <w:r>
-        <w:rPr>
-          <w:rFonts w:ascii="TH Sarabun New" w:hAnsi="TH Sarabun New" w:cs="TH Sarabun New" w:hint="cs"/>
-          <w:sz w:val="36"/>
-          <w:szCs w:val="36"/>
-          <w:cs/>
-        </w:rPr>
-        <w:t>ข้อมูลลูกค้าได้</w:t>
-      </w:r>
-      <w:r>
-        <w:rPr>
-          <w:rFonts w:ascii="TH Sarabun New" w:hAnsi="TH Sarabun New" w:cs="TH Sarabun New"/>
-          <w:sz w:val="36"/>
-          <w:szCs w:val="36"/>
-          <w:cs/>
-        </w:rPr>
-        <w:t>)</w:t>
-      </w:r>
-    </w:p>
-    <w:p>
-      <w:pPr>
-        <w:pStyle w:val="ListParagraph"/>
-        <w:ind w:left="792"/>
-        <w:rPr>
-          <w:rFonts w:ascii="TH Sarabun New" w:hAnsi="TH Sarabun New" w:cs="TH Sarabun New"/>
-          <w:sz w:val="36"/>
-          <w:szCs w:val="36"/>
-        </w:rPr>
-      </w:pPr>
-      <w:r>
-        <w:rPr>
-          <w:rFonts w:ascii="TH Sarabun New" w:hAnsi="TH Sarabun New" w:cs="TH Sarabun New" w:hint="cs"/>
-          <w:sz w:val="36"/>
-          <w:szCs w:val="36"/>
-          <w:cs/>
-        </w:rPr>
-        <w:t>3.</w:t>
-      </w:r>
-      <w:r>
-        <w:rPr>
-          <w:rFonts w:ascii="TH Sarabun New" w:hAnsi="TH Sarabun New" w:cs="TH Sarabun New"/>
-          <w:sz w:val="36"/>
-          <w:szCs w:val="36"/>
-          <w:cs/>
-        </w:rPr>
-        <w:tab/>
-      </w:r>
-      <w:r>
-        <w:rPr>
-          <w:rFonts w:ascii="TH Sarabun New" w:hAnsi="TH Sarabun New" w:cs="TH Sarabun New" w:hint="cs"/>
-          <w:sz w:val="36"/>
-          <w:szCs w:val="36"/>
-          <w:cs/>
-        </w:rPr>
-        <w:t>ลูกค้า</w:t>
-      </w:r>
-      <w:r>
-        <w:rPr>
-          <w:rFonts w:ascii="TH Sarabun New" w:hAnsi="TH Sarabun New" w:cs="TH Sarabun New"/>
-          <w:sz w:val="36"/>
-          <w:szCs w:val="36"/>
-          <w:cs/>
-        </w:rPr>
-        <w:t xml:space="preserve"> (มี </w:t>
-      </w:r>
-      <w:proofErr w:type="spellStart"/>
-      <w:r>
-        <w:rPr>
-          <w:rFonts w:ascii="TH Sarabun New" w:hAnsi="TH Sarabun New" w:cs="TH Sarabun New"/>
-          <w:sz w:val="36"/>
-          <w:szCs w:val="36"/>
-        </w:rPr>
-        <w:t>person_flag</w:t>
-      </w:r>
-      <w:proofErr w:type="spellEnd"/>
-      <w:r>
-        <w:rPr>
-          <w:rFonts w:ascii="TH Sarabun New" w:hAnsi="TH Sarabun New" w:cs="TH Sarabun New"/>
-          <w:sz w:val="36"/>
-          <w:szCs w:val="36"/>
-        </w:rPr>
-        <w:t xml:space="preserve"> </w:t>
-      </w:r>
-      <w:r>
-        <w:rPr>
-          <w:rFonts w:ascii="TH Sarabun New" w:hAnsi="TH Sarabun New" w:cs="TH Sarabun New"/>
-          <w:sz w:val="36"/>
-          <w:szCs w:val="36"/>
-          <w:cs/>
-        </w:rPr>
-        <w:t xml:space="preserve">เท่ากับ </w:t>
-      </w:r>
-      <w:r>
-        <w:rPr>
-          <w:rFonts w:ascii="TH Sarabun New" w:hAnsi="TH Sarabun New" w:cs="TH Sarabun New" w:hint="cs"/>
-          <w:sz w:val="36"/>
-          <w:szCs w:val="36"/>
-          <w:cs/>
-        </w:rPr>
-        <w:t>1</w:t>
-      </w:r>
-      <w:r>
-        <w:rPr>
-          <w:rFonts w:ascii="TH Sarabun New" w:hAnsi="TH Sarabun New" w:cs="TH Sarabun New"/>
-          <w:sz w:val="36"/>
-          <w:szCs w:val="36"/>
-          <w:cs/>
-        </w:rPr>
-        <w:t xml:space="preserve"> สามารถใช้งาน สามารถใช้งาน แก้ไขข้อมูล </w:t>
-      </w:r>
-      <w:r>
-        <w:rPr>
-          <w:rFonts w:ascii="TH Sarabun New" w:hAnsi="TH Sarabun New" w:cs="TH Sarabun New" w:hint="cs"/>
-          <w:b/>
-          <w:bCs/>
-          <w:sz w:val="36"/>
-          <w:szCs w:val="36"/>
-          <w:cs/>
-        </w:rPr>
-        <w:t>ได้เฉพาะข้อมูลของตัวเองเท่านั้น</w:t>
-      </w:r>
-      <w:r>
-        <w:rPr>
-          <w:rFonts w:ascii="TH Sarabun New" w:hAnsi="TH Sarabun New" w:cs="TH Sarabun New"/>
-          <w:sz w:val="36"/>
-          <w:szCs w:val="36"/>
-          <w:cs/>
-        </w:rPr>
-        <w:t>)</w:t>
-      </w:r>
-    </w:p>
-    <w:p>
-      <w:pPr>
         <w:pStyle w:val="ListParagraph"/>
         <w:numPr>
           <w:ilvl w:val="1"/>
@@ -2137,7 +1708,7 @@
           <w:szCs w:val="36"/>
           <w:cs/>
         </w:rPr>
-        <w:t>เมื่อคลิกที่เมนู ก่อนจะทำการเปิดหน้าจอที่เกี่ยวข้อง เช่น เมื่อคลิกที่เมนู</w:t>
+        <w:t>ช่วยปรับแก้ให้ในส่วนของ หน้าจอ</w:t>
       </w:r>
       <w:r>
         <w:rPr>
@@ -2155,43 +1726,7 @@
           <w:szCs w:val="36"/>
           <w:cs/>
         </w:rPr>
-        <w:t xml:space="preserve"> อยากให้ทำการซ่อนหน้าจอผู้ดูแลระบบก่อน เมื่อตรวจสอบสิทธิ์การเข้าถึงเรียบร้อยแล้ว ตรวจสอบ </w:t>
-      </w:r>
-      <w:proofErr w:type="spellStart"/>
-      <w:r>
-        <w:rPr>
-          <w:rFonts w:ascii="TH Sarabun New" w:hAnsi="TH Sarabun New" w:cs="TH Sarabun New"/>
-          <w:sz w:val="36"/>
-          <w:szCs w:val="36"/>
-        </w:rPr>
-        <w:t>person_flag</w:t>
-      </w:r>
-      <w:proofErr w:type="spellEnd"/>
-      <w:r>
-        <w:rPr>
-          <w:rFonts w:ascii="TH Sarabun New" w:hAnsi="TH Sarabun New" w:cs="TH Sarabun New"/>
-          <w:sz w:val="36"/>
-          <w:szCs w:val="36"/>
-        </w:rPr>
-        <w:t xml:space="preserve"> </w:t>
-      </w:r>
-      <w:r>
-        <w:rPr>
-          <w:rFonts w:ascii="TH Sarabun New" w:hAnsi="TH Sarabun New" w:cs="TH Sarabun New"/>
-          <w:sz w:val="36"/>
-          <w:szCs w:val="36"/>
-          <w:cs/>
-        </w:rPr>
-        <w:t>จึงแสดงหน้าจอให้เห็นตามเงื่อนไขที่สัมพันธ์กัน</w:t>
-      </w:r>
-      <w:r>
-        <w:rPr>
-          <w:rFonts w:ascii="TH Sarabun New" w:hAnsi="TH Sarabun New" w:cs="TH Sarabun New"/>
-          <w:sz w:val="36"/>
-          <w:szCs w:val="36"/>
-          <w:cs/>
-        </w:rPr>
-        <w:tab/>
+        <w:t xml:space="preserve"> มีเงื่อนไขในการใช้งานดังต่อไปนี้</w:t>
       </w:r>
     </w:p>
     <w:p>
@@ -2204,48 +1739,472 @@
           <w:szCs w:val="36"/>
         </w:rPr>
       </w:pPr>
+      <w:r>
+        <w:rPr>
+          <w:rFonts w:ascii="TH Sarabun New" w:hAnsi="TH Sarabun New" w:cs="TH Sarabun New"/>
+          <w:sz w:val="36"/>
+          <w:szCs w:val="36"/>
+        </w:rPr>
+        <w:t>1.</w:t>
+      </w:r>
+      <w:r>
+        <w:rPr>
+          <w:rFonts w:ascii="TH Sarabun New" w:hAnsi="TH Sarabun New" w:cs="TH Sarabun New"/>
+          <w:sz w:val="36"/>
+          <w:szCs w:val="36"/>
+        </w:rPr>
+        <w:tab/>
+      </w:r>
+      <w:r>
+        <w:rPr>
+          <w:rFonts w:ascii="TH Sarabun New" w:hAnsi="TH Sarabun New" w:cs="TH Sarabun New"/>
+          <w:sz w:val="36"/>
+          <w:szCs w:val="36"/>
+          <w:cs/>
+        </w:rPr>
+        <w:t xml:space="preserve">ผู้ดูแลระบบระดับสูงสุด (มี </w:t>
+      </w:r>
+      <w:proofErr w:type="spellStart"/>
+      <w:r>
+        <w:rPr>
+          <w:rFonts w:ascii="TH Sarabun New" w:hAnsi="TH Sarabun New" w:cs="TH Sarabun New"/>
+          <w:sz w:val="36"/>
+          <w:szCs w:val="36"/>
+        </w:rPr>
+        <w:t>person_flag</w:t>
+      </w:r>
+      <w:proofErr w:type="spellEnd"/>
+      <w:r>
+        <w:rPr>
+          <w:rFonts w:ascii="TH Sarabun New" w:hAnsi="TH Sarabun New" w:cs="TH Sarabun New"/>
+          <w:sz w:val="36"/>
+          <w:szCs w:val="36"/>
+        </w:rPr>
+        <w:t xml:space="preserve"> </w:t>
+      </w:r>
+      <w:r>
+        <w:rPr>
+          <w:rFonts w:ascii="TH Sarabun New" w:hAnsi="TH Sarabun New" w:cs="TH Sarabun New"/>
+          <w:sz w:val="36"/>
+          <w:szCs w:val="36"/>
+          <w:cs/>
+        </w:rPr>
+        <w:t xml:space="preserve">เท่ากับ </w:t>
+      </w:r>
+      <w:r>
+        <w:rPr>
+          <w:rFonts w:ascii="TH Sarabun New" w:hAnsi="TH Sarabun New" w:cs="TH Sarabun New"/>
+          <w:sz w:val="36"/>
+          <w:szCs w:val="36"/>
+        </w:rPr>
+        <w:t>9</w:t>
+      </w:r>
+      <w:r>
+        <w:rPr>
+          <w:rFonts w:ascii="TH Sarabun New" w:hAnsi="TH Sarabun New" w:cs="TH Sarabun New"/>
+          <w:sz w:val="36"/>
+          <w:szCs w:val="36"/>
+          <w:cs/>
+        </w:rPr>
+        <w:t xml:space="preserve"> สามารถใช้งาน เพิ่มข้อมูล</w:t>
+      </w:r>
+      <w:r>
+        <w:rPr>
+          <w:rFonts w:ascii="TH Sarabun New" w:hAnsi="TH Sarabun New" w:cs="TH Sarabun New"/>
+          <w:sz w:val="36"/>
+          <w:szCs w:val="36"/>
+        </w:rPr>
+        <w:t xml:space="preserve">, </w:t>
+      </w:r>
+      <w:r>
+        <w:rPr>
+          <w:rFonts w:ascii="TH Sarabun New" w:hAnsi="TH Sarabun New" w:cs="TH Sarabun New"/>
+          <w:sz w:val="36"/>
+          <w:szCs w:val="36"/>
+          <w:cs/>
+        </w:rPr>
+        <w:t xml:space="preserve">แก้ไขข้อมูล และลบข้อมูล </w:t>
+      </w:r>
+      <w:r>
+        <w:rPr>
+          <w:rFonts w:ascii="TH Sarabun New" w:hAnsi="TH Sarabun New" w:cs="TH Sarabun New" w:hint="cs"/>
+          <w:sz w:val="36"/>
+          <w:szCs w:val="36"/>
+          <w:cs/>
+        </w:rPr>
+        <w:t>ข้อมูลลูกค้าได้</w:t>
+      </w:r>
+      <w:r>
+        <w:rPr>
+          <w:rFonts w:ascii="TH Sarabun New" w:hAnsi="TH Sarabun New" w:cs="TH Sarabun New"/>
+          <w:sz w:val="36"/>
+          <w:szCs w:val="36"/>
+          <w:cs/>
+        </w:rPr>
+        <w:t>)</w:t>
+      </w:r>
     </w:p>
     <w:p>
       <w:pPr>
         <w:pStyle w:val="ListParagraph"/>
-        <w:ind w:left="2232"/>
-        <w:rPr>
-          <w:rFonts w:ascii="TH Sarabun New" w:hAnsi="TH Sarabun New" w:cs="TH Sarabun New"/>
-          <w:sz w:val="36"/>
-          <w:szCs w:val="36"/>
-        </w:rPr>
-      </w:pPr>
+        <w:ind w:left="792"/>
+        <w:rPr>
+          <w:rFonts w:ascii="TH Sarabun New" w:hAnsi="TH Sarabun New" w:cs="TH Sarabun New"/>
+          <w:sz w:val="36"/>
+          <w:szCs w:val="36"/>
+        </w:rPr>
+      </w:pPr>
+      <w:r>
+        <w:rPr>
+          <w:rFonts w:ascii="TH Sarabun New" w:hAnsi="TH Sarabun New" w:cs="TH Sarabun New"/>
+          <w:sz w:val="36"/>
+          <w:szCs w:val="36"/>
+        </w:rPr>
+        <w:lastRenderedPageBreak/>
+        <w:t>2.</w:t>
+      </w:r>
+      <w:r>
+        <w:rPr>
+          <w:rFonts w:ascii="TH Sarabun New" w:hAnsi="TH Sarabun New" w:cs="TH Sarabun New"/>
+          <w:sz w:val="36"/>
+          <w:szCs w:val="36"/>
+        </w:rPr>
+        <w:tab/>
+      </w:r>
+      <w:r>
+        <w:rPr>
+          <w:rFonts w:ascii="TH Sarabun New" w:hAnsi="TH Sarabun New" w:cs="TH Sarabun New"/>
+          <w:sz w:val="36"/>
+          <w:szCs w:val="36"/>
+          <w:cs/>
+        </w:rPr>
+        <w:t xml:space="preserve">ผู้ดูแลระบบ (มี </w:t>
+      </w:r>
+      <w:proofErr w:type="spellStart"/>
+      <w:r>
+        <w:rPr>
+          <w:rFonts w:ascii="TH Sarabun New" w:hAnsi="TH Sarabun New" w:cs="TH Sarabun New"/>
+          <w:sz w:val="36"/>
+          <w:szCs w:val="36"/>
+        </w:rPr>
+        <w:t>person_flag</w:t>
+      </w:r>
+      <w:proofErr w:type="spellEnd"/>
+      <w:r>
+        <w:rPr>
+          <w:rFonts w:ascii="TH Sarabun New" w:hAnsi="TH Sarabun New" w:cs="TH Sarabun New"/>
+          <w:sz w:val="36"/>
+          <w:szCs w:val="36"/>
+        </w:rPr>
+        <w:t xml:space="preserve"> </w:t>
+      </w:r>
+      <w:r>
+        <w:rPr>
+          <w:rFonts w:ascii="TH Sarabun New" w:hAnsi="TH Sarabun New" w:cs="TH Sarabun New"/>
+          <w:sz w:val="36"/>
+          <w:szCs w:val="36"/>
+          <w:cs/>
+        </w:rPr>
+        <w:t xml:space="preserve">เท่ากับ </w:t>
+      </w:r>
+      <w:r>
+        <w:rPr>
+          <w:rFonts w:ascii="TH Sarabun New" w:hAnsi="TH Sarabun New" w:cs="TH Sarabun New"/>
+          <w:sz w:val="36"/>
+          <w:szCs w:val="36"/>
+        </w:rPr>
+        <w:t>8</w:t>
+      </w:r>
+      <w:r>
+        <w:rPr>
+          <w:rFonts w:ascii="TH Sarabun New" w:hAnsi="TH Sarabun New" w:cs="TH Sarabun New"/>
+          <w:sz w:val="36"/>
+          <w:szCs w:val="36"/>
+          <w:cs/>
+        </w:rPr>
+        <w:t xml:space="preserve"> สามารถใช้งาน </w:t>
+      </w:r>
+      <w:r>
+        <w:rPr>
+          <w:rFonts w:ascii="TH Sarabun New" w:hAnsi="TH Sarabun New" w:cs="TH Sarabun New"/>
+          <w:sz w:val="36"/>
+          <w:szCs w:val="36"/>
+          <w:cs/>
+        </w:rPr>
+        <w:t>สามารถใช้งาน เพิ่มข้อมูล</w:t>
+      </w:r>
+      <w:r>
+        <w:rPr>
+          <w:rFonts w:ascii="TH Sarabun New" w:hAnsi="TH Sarabun New" w:cs="TH Sarabun New"/>
+          <w:sz w:val="36"/>
+          <w:szCs w:val="36"/>
+        </w:rPr>
+        <w:t xml:space="preserve">, </w:t>
+      </w:r>
+      <w:r>
+        <w:rPr>
+          <w:rFonts w:ascii="TH Sarabun New" w:hAnsi="TH Sarabun New" w:cs="TH Sarabun New"/>
+          <w:sz w:val="36"/>
+          <w:szCs w:val="36"/>
+          <w:cs/>
+        </w:rPr>
+        <w:t xml:space="preserve">แก้ไขข้อมูล </w:t>
+      </w:r>
+      <w:r>
+        <w:rPr>
+          <w:rFonts w:ascii="TH Sarabun New" w:hAnsi="TH Sarabun New" w:cs="TH Sarabun New" w:hint="cs"/>
+          <w:b/>
+          <w:bCs/>
+          <w:sz w:val="36"/>
+          <w:szCs w:val="36"/>
+          <w:cs/>
+        </w:rPr>
+        <w:t>แต่ไม่สามารถ</w:t>
+      </w:r>
+      <w:r>
+        <w:rPr>
+          <w:rFonts w:ascii="TH Sarabun New" w:hAnsi="TH Sarabun New" w:cs="TH Sarabun New"/>
+          <w:b/>
+          <w:bCs/>
+          <w:sz w:val="36"/>
+          <w:szCs w:val="36"/>
+          <w:cs/>
+        </w:rPr>
+        <w:t>ลบข้อมูล</w:t>
+      </w:r>
+      <w:r>
+        <w:rPr>
+          <w:rFonts w:ascii="TH Sarabun New" w:hAnsi="TH Sarabun New" w:cs="TH Sarabun New"/>
+          <w:sz w:val="36"/>
+          <w:szCs w:val="36"/>
+          <w:cs/>
+        </w:rPr>
+        <w:t xml:space="preserve"> </w:t>
+      </w:r>
+      <w:r>
+        <w:rPr>
+          <w:rFonts w:ascii="TH Sarabun New" w:hAnsi="TH Sarabun New" w:cs="TH Sarabun New" w:hint="cs"/>
+          <w:sz w:val="36"/>
+          <w:szCs w:val="36"/>
+          <w:cs/>
+        </w:rPr>
+        <w:t>ข้อมูลลูกค้าได้</w:t>
+      </w:r>
+      <w:r>
+        <w:rPr>
+          <w:rFonts w:ascii="TH Sarabun New" w:hAnsi="TH Sarabun New" w:cs="TH Sarabun New"/>
+          <w:sz w:val="36"/>
+          <w:szCs w:val="36"/>
+          <w:cs/>
+        </w:rPr>
+        <w:t>)</w:t>
+      </w:r>
     </w:p>
     <w:p>
       <w:pPr>
         <w:pStyle w:val="ListParagraph"/>
-        <w:ind w:left="1728"/>
-        <w:rPr>
-          <w:rFonts w:ascii="TH Sarabun New" w:hAnsi="TH Sarabun New" w:cs="TH Sarabun New"/>
-          <w:sz w:val="36"/>
-          <w:szCs w:val="36"/>
-        </w:rPr>
-      </w:pPr>
-      <w:r>
-        <w:rPr>
-          <w:rFonts w:ascii="TH Sarabun New" w:hAnsi="TH Sarabun New" w:cs="TH Sarabun New"/>
-          <w:sz w:val="36"/>
-          <w:szCs w:val="36"/>
+        <w:ind w:left="792"/>
+        <w:rPr>
+          <w:rFonts w:ascii="TH Sarabun New" w:hAnsi="TH Sarabun New" w:cs="TH Sarabun New"/>
+          <w:sz w:val="36"/>
+          <w:szCs w:val="36"/>
+        </w:rPr>
+      </w:pPr>
+      <w:r>
+        <w:rPr>
+          <w:rFonts w:ascii="TH Sarabun New" w:hAnsi="TH Sarabun New" w:cs="TH Sarabun New" w:hint="cs"/>
+          <w:sz w:val="36"/>
+          <w:szCs w:val="36"/>
+          <w:cs/>
+        </w:rPr>
+        <w:t>3.</w:t>
+      </w:r>
+      <w:r>
+        <w:rPr>
+          <w:rFonts w:ascii="TH Sarabun New" w:hAnsi="TH Sarabun New" w:cs="TH Sarabun New"/>
+          <w:sz w:val="36"/>
+          <w:szCs w:val="36"/>
+          <w:cs/>
         </w:rPr>
         <w:tab/>
       </w:r>
       <w:r>
         <w:rPr>
-          <w:rFonts w:ascii="TH Sarabun New" w:hAnsi="TH Sarabun New" w:cs="TH Sarabun New"/>
-          <w:sz w:val="36"/>
-          <w:szCs w:val="36"/>
-          <w:cs/>
-        </w:rPr>
-        <w:tab/>
+          <w:rFonts w:ascii="TH Sarabun New" w:hAnsi="TH Sarabun New" w:cs="TH Sarabun New" w:hint="cs"/>
+          <w:sz w:val="36"/>
+          <w:szCs w:val="36"/>
+          <w:cs/>
+        </w:rPr>
+        <w:t>ลูกค้า</w:t>
+      </w:r>
+      <w:r>
+        <w:rPr>
+          <w:rFonts w:ascii="TH Sarabun New" w:hAnsi="TH Sarabun New" w:cs="TH Sarabun New"/>
+          <w:sz w:val="36"/>
+          <w:szCs w:val="36"/>
+          <w:cs/>
+        </w:rPr>
+        <w:t xml:space="preserve"> (มี </w:t>
+      </w:r>
+      <w:proofErr w:type="spellStart"/>
+      <w:r>
+        <w:rPr>
+          <w:rFonts w:ascii="TH Sarabun New" w:hAnsi="TH Sarabun New" w:cs="TH Sarabun New"/>
+          <w:sz w:val="36"/>
+          <w:szCs w:val="36"/>
+        </w:rPr>
+        <w:t>person_flag</w:t>
+      </w:r>
+      <w:proofErr w:type="spellEnd"/>
+      <w:r>
+        <w:rPr>
+          <w:rFonts w:ascii="TH Sarabun New" w:hAnsi="TH Sarabun New" w:cs="TH Sarabun New"/>
+          <w:sz w:val="36"/>
+          <w:szCs w:val="36"/>
+        </w:rPr>
+        <w:t xml:space="preserve"> </w:t>
+      </w:r>
+      <w:r>
+        <w:rPr>
+          <w:rFonts w:ascii="TH Sarabun New" w:hAnsi="TH Sarabun New" w:cs="TH Sarabun New"/>
+          <w:sz w:val="36"/>
+          <w:szCs w:val="36"/>
+          <w:cs/>
+        </w:rPr>
+        <w:t xml:space="preserve">เท่ากับ </w:t>
+      </w:r>
+      <w:r>
+        <w:rPr>
+          <w:rFonts w:ascii="TH Sarabun New" w:hAnsi="TH Sarabun New" w:cs="TH Sarabun New" w:hint="cs"/>
+          <w:sz w:val="36"/>
+          <w:szCs w:val="36"/>
+          <w:cs/>
+        </w:rPr>
+        <w:t>1</w:t>
+      </w:r>
+      <w:r>
+        <w:rPr>
+          <w:rFonts w:ascii="TH Sarabun New" w:hAnsi="TH Sarabun New" w:cs="TH Sarabun New"/>
+          <w:sz w:val="36"/>
+          <w:szCs w:val="36"/>
+          <w:cs/>
+        </w:rPr>
+        <w:t xml:space="preserve"> สามารถใช้งาน สามารถใช้งาน แก้ไขข้อมูล </w:t>
+      </w:r>
+      <w:r>
+        <w:rPr>
+          <w:rFonts w:ascii="TH Sarabun New" w:hAnsi="TH Sarabun New" w:cs="TH Sarabun New" w:hint="cs"/>
+          <w:b/>
+          <w:bCs/>
+          <w:sz w:val="36"/>
+          <w:szCs w:val="36"/>
+          <w:cs/>
+        </w:rPr>
+        <w:t>ได้เฉพาะข้อมูลของตัวเองเท่านั้น</w:t>
+      </w:r>
+      <w:r>
+        <w:rPr>
+          <w:rFonts w:ascii="TH Sarabun New" w:hAnsi="TH Sarabun New" w:cs="TH Sarabun New"/>
+          <w:sz w:val="36"/>
+          <w:szCs w:val="36"/>
+          <w:cs/>
+        </w:rPr>
+        <w:t>)</w:t>
       </w:r>
     </w:p>
     <w:p>
       <w:pPr>
+        <w:rPr>
+          <w:rFonts w:ascii="TH Sarabun New" w:hAnsi="TH Sarabun New" w:cs="TH Sarabun New" w:hint="cs"/>
+          <w:sz w:val="36"/>
+          <w:szCs w:val="36"/>
+        </w:rPr>
+      </w:pPr>
+    </w:p>
+    <w:p>
+      <w:pPr>
+        <w:pStyle w:val="Heading3"/>
+        <w:numPr>
+          <w:ilvl w:val="0"/>
+          <w:numId w:val="21"/>
+        </w:numPr>
+        <w:rPr>
+          <w:rFonts w:ascii="TH Sarabun New" w:hAnsi="TH Sarabun New" w:cs="TH Sarabun New"/>
+          <w:sz w:val="40"/>
+          <w:szCs w:val="40"/>
+        </w:rPr>
+      </w:pPr>
+      <w:r>
+        <w:rPr>
+          <w:rFonts w:ascii="TH Sarabun New" w:hAnsi="TH Sarabun New" w:cs="TH Sarabun New"/>
+          <w:sz w:val="40"/>
+          <w:szCs w:val="40"/>
+          <w:cs/>
+        </w:rPr>
+        <w:t>หน้าจอ</w:t>
+      </w:r>
+      <w:r>
+        <w:rPr>
+          <w:rFonts w:ascii="TH Sarabun New" w:hAnsi="TH Sarabun New" w:cs="TH Sarabun New" w:hint="cs"/>
+          <w:sz w:val="40"/>
+          <w:szCs w:val="40"/>
+          <w:cs/>
+        </w:rPr>
+        <w:t>พนักงาน</w:t>
+      </w:r>
+    </w:p>
+    <w:p>
+      <w:pPr>
+        <w:pStyle w:val="ListParagraph"/>
+        <w:numPr>
+          <w:ilvl w:val="1"/>
+          <w:numId w:val="21"/>
+        </w:numPr>
+        <w:rPr>
+          <w:rFonts w:ascii="TH Sarabun New" w:hAnsi="TH Sarabun New" w:cs="TH Sarabun New"/>
+          <w:sz w:val="36"/>
+          <w:szCs w:val="36"/>
+        </w:rPr>
+      </w:pPr>
+      <w:r>
+        <w:rPr>
+          <w:rFonts w:ascii="TH Sarabun New" w:hAnsi="TH Sarabun New" w:cs="TH Sarabun New"/>
+          <w:sz w:val="36"/>
+          <w:szCs w:val="36"/>
+          <w:cs/>
+        </w:rPr>
+        <w:t>ช่วยปรับแก้ให้ในส่วนของ หน้าจอ</w:t>
+      </w:r>
+      <w:r>
+        <w:rPr>
+          <w:rFonts w:ascii="TH Sarabun New" w:hAnsi="TH Sarabun New" w:cs="TH Sarabun New" w:hint="cs"/>
+          <w:sz w:val="36"/>
+          <w:szCs w:val="36"/>
+          <w:cs/>
+        </w:rPr>
+        <w:t>ข้อมูล</w:t>
+      </w:r>
+      <w:r>
+        <w:rPr>
+          <w:rFonts w:ascii="TH Sarabun New" w:hAnsi="TH Sarabun New" w:cs="TH Sarabun New" w:hint="cs"/>
+          <w:sz w:val="36"/>
+          <w:szCs w:val="36"/>
+          <w:cs/>
+        </w:rPr>
+        <w:t>พนักงาน</w:t>
+      </w:r>
+      <w:r>
+        <w:rPr>
+          <w:rFonts w:ascii="TH Sarabun New" w:hAnsi="TH Sarabun New" w:cs="TH Sarabun New"/>
+          <w:sz w:val="36"/>
+          <w:szCs w:val="36"/>
+          <w:cs/>
+        </w:rPr>
+        <w:t xml:space="preserve"> มีเงื่อนไขในการใช้งานดังต่อไปนี้</w:t>
+      </w:r>
+    </w:p>
+    <w:p>
+      <w:pPr>
         <w:pStyle w:val="ListParagraph"/>
         <w:ind w:left="792"/>
         <w:rPr>
@@ -2254,6 +2213,110 @@
           <w:szCs w:val="36"/>
         </w:rPr>
       </w:pPr>
+      <w:r>
+        <w:rPr>
+          <w:rFonts w:ascii="TH Sarabun New" w:hAnsi="TH Sarabun New" w:cs="TH Sarabun New"/>
+          <w:sz w:val="36"/>
+          <w:szCs w:val="36"/>
+        </w:rPr>
+        <w:t>1.</w:t>
+      </w:r>
+      <w:r>
+        <w:rPr>
+          <w:rFonts w:ascii="TH Sarabun New" w:hAnsi="TH Sarabun New" w:cs="TH Sarabun New"/>
+          <w:sz w:val="36"/>
+          <w:szCs w:val="36"/>
+        </w:rPr>
+        <w:tab/>
+      </w:r>
+      <w:r>
+        <w:rPr>
+          <w:rFonts w:ascii="TH Sarabun New" w:hAnsi="TH Sarabun New" w:cs="TH Sarabun New"/>
+          <w:sz w:val="36"/>
+          <w:szCs w:val="36"/>
+          <w:cs/>
+        </w:rPr>
+        <w:t xml:space="preserve">ผู้ดูแลระบบระดับสูงสุด (มี </w:t>
+      </w:r>
+      <w:proofErr w:type="spellStart"/>
+      <w:r>
+        <w:rPr>
+          <w:rFonts w:ascii="TH Sarabun New" w:hAnsi="TH Sarabun New" w:cs="TH Sarabun New"/>
+          <w:sz w:val="36"/>
+          <w:szCs w:val="36"/>
+        </w:rPr>
+        <w:t>person_flag</w:t>
+      </w:r>
+      <w:proofErr w:type="spellEnd"/>
+      <w:r>
+        <w:rPr>
+          <w:rFonts w:ascii="TH Sarabun New" w:hAnsi="TH Sarabun New" w:cs="TH Sarabun New"/>
+          <w:sz w:val="36"/>
+          <w:szCs w:val="36"/>
+        </w:rPr>
+        <w:t xml:space="preserve"> </w:t>
+      </w:r>
+      <w:r>
+        <w:rPr>
+          <w:rFonts w:ascii="TH Sarabun New" w:hAnsi="TH Sarabun New" w:cs="TH Sarabun New"/>
+          <w:sz w:val="36"/>
+          <w:szCs w:val="36"/>
+          <w:cs/>
+        </w:rPr>
+        <w:t xml:space="preserve">เท่ากับ </w:t>
+      </w:r>
+      <w:r>
+        <w:rPr>
+          <w:rFonts w:ascii="TH Sarabun New" w:hAnsi="TH Sarabun New" w:cs="TH Sarabun New"/>
+          <w:sz w:val="36"/>
+          <w:szCs w:val="36"/>
+        </w:rPr>
+        <w:t>9</w:t>
+      </w:r>
+      <w:r>
+        <w:rPr>
+          <w:rFonts w:ascii="TH Sarabun New" w:hAnsi="TH Sarabun New" w:cs="TH Sarabun New"/>
+          <w:sz w:val="36"/>
+          <w:szCs w:val="36"/>
+          <w:cs/>
+        </w:rPr>
+        <w:t xml:space="preserve"> สามารถใช้งาน เพิ่มข้อมูล</w:t>
+      </w:r>
+      <w:r>
+        <w:rPr>
+          <w:rFonts w:ascii="TH Sarabun New" w:hAnsi="TH Sarabun New" w:cs="TH Sarabun New"/>
+          <w:sz w:val="36"/>
+          <w:szCs w:val="36"/>
+        </w:rPr>
+        <w:t xml:space="preserve">, </w:t>
+      </w:r>
+      <w:r>
+        <w:rPr>
+          <w:rFonts w:ascii="TH Sarabun New" w:hAnsi="TH Sarabun New" w:cs="TH Sarabun New"/>
+          <w:sz w:val="36"/>
+          <w:szCs w:val="36"/>
+          <w:cs/>
+        </w:rPr>
+        <w:t xml:space="preserve">แก้ไขข้อมูล และลบข้อมูล </w:t>
+      </w:r>
+      <w:r>
+        <w:rPr>
+          <w:rFonts w:ascii="TH Sarabun New" w:hAnsi="TH Sarabun New" w:cs="TH Sarabun New" w:hint="cs"/>
+          <w:sz w:val="36"/>
+          <w:szCs w:val="36"/>
+          <w:cs/>
+        </w:rPr>
+        <w:t>ข้อมูลลูกค้าได้</w:t>
+      </w:r>
+      <w:r>
+        <w:rPr>
+          <w:rFonts w:ascii="TH Sarabun New" w:hAnsi="TH Sarabun New" w:cs="TH Sarabun New"/>
+          <w:sz w:val="36"/>
+          <w:szCs w:val="36"/>
+          <w:cs/>
+        </w:rPr>
+        <w:t>)</w:t>
+      </w:r>
     </w:p>
     <w:p>
       <w:pPr>
@@ -2265,11 +2328,452 @@
           <w:szCs w:val="36"/>
         </w:rPr>
       </w:pPr>
+      <w:r>
+        <w:rPr>
+          <w:rFonts w:ascii="TH Sarabun New" w:hAnsi="TH Sarabun New" w:cs="TH Sarabun New"/>
+          <w:sz w:val="36"/>
+          <w:szCs w:val="36"/>
+        </w:rPr>
+        <w:t>2.</w:t>
+      </w:r>
+      <w:r>
+        <w:rPr>
+          <w:rFonts w:ascii="TH Sarabun New" w:hAnsi="TH Sarabun New" w:cs="TH Sarabun New"/>
+          <w:sz w:val="36"/>
+          <w:szCs w:val="36"/>
+        </w:rPr>
+        <w:tab/>
+      </w:r>
+      <w:r>
+        <w:rPr>
+          <w:rFonts w:ascii="TH Sarabun New" w:hAnsi="TH Sarabun New" w:cs="TH Sarabun New"/>
+          <w:sz w:val="36"/>
+          <w:szCs w:val="36"/>
+          <w:cs/>
+        </w:rPr>
+        <w:t xml:space="preserve">ผู้ดูแลระบบ (มี </w:t>
+      </w:r>
+      <w:proofErr w:type="spellStart"/>
+      <w:r>
+        <w:rPr>
+          <w:rFonts w:ascii="TH Sarabun New" w:hAnsi="TH Sarabun New" w:cs="TH Sarabun New"/>
+          <w:sz w:val="36"/>
+          <w:szCs w:val="36"/>
+        </w:rPr>
+        <w:t>person_flag</w:t>
+      </w:r>
+      <w:proofErr w:type="spellEnd"/>
+      <w:r>
+        <w:rPr>
+          <w:rFonts w:ascii="TH Sarabun New" w:hAnsi="TH Sarabun New" w:cs="TH Sarabun New"/>
+          <w:sz w:val="36"/>
+          <w:szCs w:val="36"/>
+        </w:rPr>
+        <w:t xml:space="preserve"> </w:t>
+      </w:r>
+      <w:r>
+        <w:rPr>
+          <w:rFonts w:ascii="TH Sarabun New" w:hAnsi="TH Sarabun New" w:cs="TH Sarabun New"/>
+          <w:sz w:val="36"/>
+          <w:szCs w:val="36"/>
+          <w:cs/>
+        </w:rPr>
+        <w:t xml:space="preserve">เท่ากับ </w:t>
+      </w:r>
+      <w:r>
+        <w:rPr>
+          <w:rFonts w:ascii="TH Sarabun New" w:hAnsi="TH Sarabun New" w:cs="TH Sarabun New"/>
+          <w:sz w:val="36"/>
+          <w:szCs w:val="36"/>
+        </w:rPr>
+        <w:t>8</w:t>
+      </w:r>
+      <w:r>
+        <w:rPr>
+          <w:rFonts w:ascii="TH Sarabun New" w:hAnsi="TH Sarabun New" w:cs="TH Sarabun New"/>
+          <w:sz w:val="36"/>
+          <w:szCs w:val="36"/>
+          <w:cs/>
+        </w:rPr>
+        <w:t xml:space="preserve"> สามารถใช้งาน สามารถใช้งาน เพิ่มข้อมูล</w:t>
+      </w:r>
+      <w:r>
+        <w:rPr>
+          <w:rFonts w:ascii="TH Sarabun New" w:hAnsi="TH Sarabun New" w:cs="TH Sarabun New"/>
+          <w:sz w:val="36"/>
+          <w:szCs w:val="36"/>
+        </w:rPr>
+        <w:t xml:space="preserve">, </w:t>
+      </w:r>
+      <w:r>
+        <w:rPr>
+          <w:rFonts w:ascii="TH Sarabun New" w:hAnsi="TH Sarabun New" w:cs="TH Sarabun New"/>
+          <w:sz w:val="36"/>
+          <w:szCs w:val="36"/>
+          <w:cs/>
+        </w:rPr>
+        <w:t xml:space="preserve">แก้ไขข้อมูล </w:t>
+      </w:r>
+      <w:r>
+        <w:rPr>
+          <w:rFonts w:ascii="TH Sarabun New" w:hAnsi="TH Sarabun New" w:cs="TH Sarabun New" w:hint="cs"/>
+          <w:b/>
+          <w:bCs/>
+          <w:sz w:val="36"/>
+          <w:szCs w:val="36"/>
+          <w:cs/>
+        </w:rPr>
+        <w:t>แต่ไม่สามารถ</w:t>
+      </w:r>
+      <w:r>
+        <w:rPr>
+          <w:rFonts w:ascii="TH Sarabun New" w:hAnsi="TH Sarabun New" w:cs="TH Sarabun New"/>
+          <w:b/>
+          <w:bCs/>
+          <w:sz w:val="36"/>
+          <w:szCs w:val="36"/>
+          <w:cs/>
+        </w:rPr>
+        <w:t>ลบข้อมูล</w:t>
+      </w:r>
+      <w:r>
+        <w:rPr>
+          <w:rFonts w:ascii="TH Sarabun New" w:hAnsi="TH Sarabun New" w:cs="TH Sarabun New"/>
+          <w:sz w:val="36"/>
+          <w:szCs w:val="36"/>
+          <w:cs/>
+        </w:rPr>
+        <w:t xml:space="preserve"> </w:t>
+      </w:r>
+      <w:r>
+        <w:rPr>
+          <w:rFonts w:ascii="TH Sarabun New" w:hAnsi="TH Sarabun New" w:cs="TH Sarabun New" w:hint="cs"/>
+          <w:sz w:val="36"/>
+          <w:szCs w:val="36"/>
+          <w:cs/>
+        </w:rPr>
+        <w:t>ข้อมูลลูกค้าได้</w:t>
+      </w:r>
+      <w:r>
+        <w:rPr>
+          <w:rFonts w:ascii="TH Sarabun New" w:hAnsi="TH Sarabun New" w:cs="TH Sarabun New"/>
+          <w:sz w:val="36"/>
+          <w:szCs w:val="36"/>
+          <w:cs/>
+        </w:rPr>
+        <w:t>)</w:t>
+      </w:r>
     </w:p>
     <w:p>
       <w:pPr>
-        <w:rPr>
-          <w:rFonts w:ascii="TH Sarabun New" w:hAnsi="TH Sarabun New" w:cs="TH Sarabun New" w:hint="cs"/>
+        <w:pStyle w:val="ListParagraph"/>
+        <w:ind w:left="792"/>
+        <w:rPr>
+          <w:rFonts w:ascii="TH Sarabun New" w:hAnsi="TH Sarabun New" w:cs="TH Sarabun New"/>
+          <w:sz w:val="36"/>
+          <w:szCs w:val="36"/>
+        </w:rPr>
+      </w:pPr>
+      <w:r>
+        <w:rPr>
+          <w:rFonts w:ascii="TH Sarabun New" w:hAnsi="TH Sarabun New" w:cs="TH Sarabun New" w:hint="cs"/>
+          <w:sz w:val="36"/>
+          <w:szCs w:val="36"/>
+          <w:cs/>
+        </w:rPr>
+        <w:t>3.</w:t>
+      </w:r>
+      <w:r>
+        <w:rPr>
+          <w:rFonts w:ascii="TH Sarabun New" w:hAnsi="TH Sarabun New" w:cs="TH Sarabun New"/>
+          <w:sz w:val="36"/>
+          <w:szCs w:val="36"/>
+          <w:cs/>
+        </w:rPr>
+        <w:tab/>
+      </w:r>
+      <w:r>
+        <w:rPr>
+          <w:rFonts w:ascii="TH Sarabun New" w:hAnsi="TH Sarabun New" w:cs="TH Sarabun New" w:hint="cs"/>
+          <w:sz w:val="36"/>
+          <w:szCs w:val="36"/>
+          <w:cs/>
+        </w:rPr>
+        <w:t>ลูกค้า</w:t>
+      </w:r>
+      <w:r>
+        <w:rPr>
+          <w:rFonts w:ascii="TH Sarabun New" w:hAnsi="TH Sarabun New" w:cs="TH Sarabun New"/>
+          <w:sz w:val="36"/>
+          <w:szCs w:val="36"/>
+          <w:cs/>
+        </w:rPr>
+        <w:t xml:space="preserve"> (มี </w:t>
+      </w:r>
+      <w:proofErr w:type="spellStart"/>
+      <w:r>
+        <w:rPr>
+          <w:rFonts w:ascii="TH Sarabun New" w:hAnsi="TH Sarabun New" w:cs="TH Sarabun New"/>
+          <w:sz w:val="36"/>
+          <w:szCs w:val="36"/>
+        </w:rPr>
+        <w:t>person_flag</w:t>
+      </w:r>
+      <w:proofErr w:type="spellEnd"/>
+      <w:r>
+        <w:rPr>
+          <w:rFonts w:ascii="TH Sarabun New" w:hAnsi="TH Sarabun New" w:cs="TH Sarabun New"/>
+          <w:sz w:val="36"/>
+          <w:szCs w:val="36"/>
+        </w:rPr>
+        <w:t xml:space="preserve"> </w:t>
+      </w:r>
+      <w:r>
+        <w:rPr>
+          <w:rFonts w:ascii="TH Sarabun New" w:hAnsi="TH Sarabun New" w:cs="TH Sarabun New"/>
+          <w:sz w:val="36"/>
+          <w:szCs w:val="36"/>
+          <w:cs/>
+        </w:rPr>
+        <w:t xml:space="preserve">เท่ากับ </w:t>
+      </w:r>
+      <w:r>
+        <w:rPr>
+          <w:rFonts w:ascii="TH Sarabun New" w:hAnsi="TH Sarabun New" w:cs="TH Sarabun New" w:hint="cs"/>
+          <w:sz w:val="36"/>
+          <w:szCs w:val="36"/>
+          <w:cs/>
+        </w:rPr>
+        <w:t>1</w:t>
+      </w:r>
+      <w:r>
+        <w:rPr>
+          <w:rFonts w:ascii="TH Sarabun New" w:hAnsi="TH Sarabun New" w:cs="TH Sarabun New"/>
+          <w:sz w:val="36"/>
+          <w:szCs w:val="36"/>
+          <w:cs/>
+        </w:rPr>
+        <w:t xml:space="preserve"> สามารถใช้งาน สามารถใช้งาน แก้ไขข้อมูล </w:t>
+      </w:r>
+      <w:r>
+        <w:rPr>
+          <w:rFonts w:ascii="TH Sarabun New" w:hAnsi="TH Sarabun New" w:cs="TH Sarabun New" w:hint="cs"/>
+          <w:b/>
+          <w:bCs/>
+          <w:sz w:val="36"/>
+          <w:szCs w:val="36"/>
+          <w:cs/>
+        </w:rPr>
+        <w:t>ได้เฉพาะข้อมูลของตัวเองเท่านั้น</w:t>
+      </w:r>
+      <w:r>
+        <w:rPr>
+          <w:rFonts w:ascii="TH Sarabun New" w:hAnsi="TH Sarabun New" w:cs="TH Sarabun New"/>
+          <w:sz w:val="36"/>
+          <w:szCs w:val="36"/>
+          <w:cs/>
+        </w:rPr>
+        <w:t>)</w:t>
+      </w:r>
+    </w:p>
+    <w:p>
+      <w:pPr>
+        <w:pStyle w:val="ListParagraph"/>
+        <w:ind w:left="792"/>
+        <w:rPr>
+          <w:rFonts w:ascii="TH Sarabun New" w:hAnsi="TH Sarabun New" w:cs="TH Sarabun New" w:hint="cs"/>
+          <w:sz w:val="36"/>
+          <w:szCs w:val="36"/>
+        </w:rPr>
+      </w:pPr>
+      <w:r>
+        <w:rPr>
+          <w:rFonts w:ascii="TH Sarabun New" w:hAnsi="TH Sarabun New" w:cs="TH Sarabun New" w:hint="cs"/>
+          <w:sz w:val="36"/>
+          <w:szCs w:val="36"/>
+          <w:cs/>
+        </w:rPr>
+        <w:t>4.</w:t>
+      </w:r>
+      <w:r>
+        <w:rPr>
+          <w:rFonts w:ascii="TH Sarabun New" w:hAnsi="TH Sarabun New" w:cs="TH Sarabun New"/>
+          <w:sz w:val="36"/>
+          <w:szCs w:val="36"/>
+          <w:cs/>
+        </w:rPr>
+        <w:tab/>
+      </w:r>
+      <w:r>
+        <w:rPr>
+          <w:rFonts w:ascii="TH Sarabun New" w:hAnsi="TH Sarabun New" w:cs="TH Sarabun New" w:hint="cs"/>
+          <w:sz w:val="36"/>
+          <w:szCs w:val="36"/>
+          <w:cs/>
+        </w:rPr>
+        <w:t xml:space="preserve">พนักงาน </w:t>
+      </w:r>
+      <w:r>
+        <w:rPr>
+          <w:rFonts w:ascii="TH Sarabun New" w:hAnsi="TH Sarabun New" w:cs="TH Sarabun New"/>
+          <w:sz w:val="36"/>
+          <w:szCs w:val="36"/>
+          <w:cs/>
+        </w:rPr>
+        <w:t xml:space="preserve">(มี </w:t>
+      </w:r>
+      <w:proofErr w:type="spellStart"/>
+      <w:r>
+        <w:rPr>
+          <w:rFonts w:ascii="TH Sarabun New" w:hAnsi="TH Sarabun New" w:cs="TH Sarabun New"/>
+          <w:sz w:val="36"/>
+          <w:szCs w:val="36"/>
+        </w:rPr>
+        <w:t>person_flag</w:t>
+      </w:r>
+      <w:proofErr w:type="spellEnd"/>
+      <w:r>
+        <w:rPr>
+          <w:rFonts w:ascii="TH Sarabun New" w:hAnsi="TH Sarabun New" w:cs="TH Sarabun New"/>
+          <w:sz w:val="36"/>
+          <w:szCs w:val="36"/>
+        </w:rPr>
+        <w:t xml:space="preserve"> </w:t>
+      </w:r>
+      <w:r>
+        <w:rPr>
+          <w:rFonts w:ascii="TH Sarabun New" w:hAnsi="TH Sarabun New" w:cs="TH Sarabun New"/>
+          <w:sz w:val="36"/>
+          <w:szCs w:val="36"/>
+          <w:cs/>
+        </w:rPr>
+        <w:t xml:space="preserve">เท่ากับ </w:t>
+      </w:r>
+      <w:r>
+        <w:rPr>
+          <w:rFonts w:ascii="TH Sarabun New" w:hAnsi="TH Sarabun New" w:cs="TH Sarabun New"/>
+          <w:sz w:val="36"/>
+          <w:szCs w:val="36"/>
+        </w:rPr>
+        <w:t>2</w:t>
+      </w:r>
+      <w:r>
+        <w:rPr>
+          <w:rFonts w:ascii="TH Sarabun New" w:hAnsi="TH Sarabun New" w:cs="TH Sarabun New"/>
+          <w:sz w:val="36"/>
+          <w:szCs w:val="36"/>
+          <w:cs/>
+        </w:rPr>
+        <w:t xml:space="preserve"> สามารถใช้งาน สามารถใช้งาน แก้ไขข้อมูล </w:t>
+      </w:r>
+      <w:r>
+        <w:rPr>
+          <w:rFonts w:ascii="TH Sarabun New" w:hAnsi="TH Sarabun New" w:cs="TH Sarabun New" w:hint="cs"/>
+          <w:b/>
+          <w:bCs/>
+          <w:sz w:val="36"/>
+          <w:szCs w:val="36"/>
+          <w:cs/>
+        </w:rPr>
+        <w:t>ได้เฉพาะข้อมูลของตัวเองเท่านั้น</w:t>
+      </w:r>
+      <w:r>
+        <w:rPr>
+          <w:rFonts w:ascii="TH Sarabun New" w:hAnsi="TH Sarabun New" w:cs="TH Sarabun New"/>
+          <w:sz w:val="36"/>
+          <w:szCs w:val="36"/>
+          <w:cs/>
+        </w:rPr>
+        <w:t>)</w:t>
+      </w:r>
+    </w:p>
+    <w:p>
+      <w:pPr>
+        <w:pStyle w:val="ListParagraph"/>
+        <w:ind w:left="792"/>
+        <w:rPr>
+          <w:rFonts w:ascii="TH Sarabun New" w:hAnsi="TH Sarabun New" w:cs="TH Sarabun New" w:hint="cs"/>
+          <w:sz w:val="36"/>
+          <w:szCs w:val="36"/>
+        </w:rPr>
+      </w:pPr>
+    </w:p>
+    <w:p>
+      <w:pPr>
+        <w:pStyle w:val="ListParagraph"/>
+        <w:ind w:left="792"/>
+        <w:rPr>
+          <w:rFonts w:ascii="TH Sarabun New" w:hAnsi="TH Sarabun New" w:cs="TH Sarabun New"/>
+          <w:sz w:val="36"/>
+          <w:szCs w:val="36"/>
+        </w:rPr>
+      </w:pPr>
+    </w:p>
+    <w:p>
+      <w:pPr>
+        <w:pStyle w:val="ListParagraph"/>
+        <w:ind w:left="2232"/>
+        <w:rPr>
+          <w:rFonts w:ascii="TH Sarabun New" w:hAnsi="TH Sarabun New" w:cs="TH Sarabun New"/>
+          <w:sz w:val="36"/>
+          <w:szCs w:val="36"/>
+        </w:rPr>
+      </w:pPr>
+    </w:p>
+    <w:p>
+      <w:pPr>
+        <w:pStyle w:val="ListParagraph"/>
+        <w:ind w:left="1728"/>
+        <w:rPr>
+          <w:rFonts w:ascii="TH Sarabun New" w:hAnsi="TH Sarabun New" w:cs="TH Sarabun New"/>
+          <w:sz w:val="36"/>
+          <w:szCs w:val="36"/>
+        </w:rPr>
+      </w:pPr>
+      <w:r>
+        <w:rPr>
+          <w:rFonts w:ascii="TH Sarabun New" w:hAnsi="TH Sarabun New" w:cs="TH Sarabun New"/>
+          <w:sz w:val="36"/>
+          <w:szCs w:val="36"/>
+        </w:rPr>
+        <w:tab/>
+      </w:r>
+      <w:r>
+        <w:rPr>
+          <w:rFonts w:ascii="TH Sarabun New" w:hAnsi="TH Sarabun New" w:cs="TH Sarabun New"/>
+          <w:sz w:val="36"/>
+          <w:szCs w:val="36"/>
+          <w:cs/>
+        </w:rPr>
+        <w:tab/>
+      </w:r>
+    </w:p>
+    <w:p>
+      <w:pPr>
+        <w:pStyle w:val="ListParagraph"/>
+        <w:ind w:left="792"/>
+        <w:rPr>
+          <w:rFonts w:ascii="TH Sarabun New" w:hAnsi="TH Sarabun New" w:cs="TH Sarabun New"/>
+          <w:sz w:val="36"/>
+          <w:szCs w:val="36"/>
+        </w:rPr>
+      </w:pPr>
+    </w:p>
+    <w:p>
+      <w:pPr>
+        <w:pStyle w:val="ListParagraph"/>
+        <w:ind w:left="792"/>
+        <w:rPr>
+          <w:rFonts w:ascii="TH Sarabun New" w:hAnsi="TH Sarabun New" w:cs="TH Sarabun New"/>
+          <w:sz w:val="36"/>
+          <w:szCs w:val="36"/>
+        </w:rPr>
+      </w:pPr>
+    </w:p>
+    <w:p>
+      <w:pPr>
+        <w:rPr>
+          <w:rFonts w:ascii="TH Sarabun New" w:hAnsi="TH Sarabun New" w:cs="TH Sarabun New"/>
           <w:sz w:val="36"/>
           <w:szCs w:val="36"/>
           <w:cs/>
@@ -2395,6 +2899,92 @@
 <file path=word/numbering.xml><?xml version="1.0" encoding="utf-8"?>
 <w:numbering xmlns:wpc="http://schemas.microsoft.com/office/word/2010/wordprocessingCanvas" xmlns:cx="http://schemas.microsoft.com/office/drawing/2014/chartex" xmlns:cx1="http://schemas.microsoft.com/office/drawing/2015/9/8/chartex" xmlns:cx2="http://schemas.microsoft.com/office/drawing/2015/10/21/chartex" xmlns:cx3="http://schemas.microsoft.com/office/drawing/2016/5/9/chartex" xmlns:cx4="http://schemas.microsoft.com/office/drawing/2016/5/10/chartex" xmlns:cx5="http://schemas.microsoft.com/office/drawing/2016/5/11/chartex" xmlns:cx6="http://schemas.microsoft.com/office/drawing/2016/5/12/chartex" xmlns:cx7="http://schemas.microsoft.com/office/drawing/2016/5/13/chartex" xmlns:cx8="http://schemas.microsoft.com/office/drawing/2016/5/14/chartex" xmlns:mc="http://schemas.openxmlformats.org/markup-compatibility/2006" xmlns:aink="http://schemas.microsoft.com/office/drawing/2016/ink" xmlns:am3d="http://schemas.microsoft.com/office/drawing/2017/model3d" xmlns:o="urn:schemas-microsoft-com:office:office" xmlns:oel="http://schemas.microsoft.com/office/2019/extlst" xmlns:r="http://schemas.openxmlformats.org/officeDocument/2006/relationships" xmlns:m="http://schemas.openxmlformats.org/officeDocument/2006/math" xmlns:v="urn:schemas-microsoft-com:vml" xmlns:wp14="http://schemas.microsoft.com/office/word/2010/wordprocessingDrawing" xmlns:wp="http://schemas.openxmlformats.org/drawingml/2006/wordprocessingDrawing" xmlns:w10="urn:schemas-microsoft-com:office:word" xmlns:w="http://schemas.openxmlformats.org/wordprocessingml/2006/main" xmlns:w14="http://schemas.microsoft.com/office/word/2010/wordml" xmlns:w15="http://schemas.microsoft.com/office/word/2012/wordml" xmlns:w16cex="http://schemas.microsoft.com/office/word/2018/wordml/cex" xmlns:w16cid="http://schemas.microsoft.com/office/word/2016/wordml/cid" xmlns:w16="http://schemas.microsoft.com/office/word/2018/wordml" xmlns:w16du="http://schemas.microsoft.com/office/word/2023/wordml/word16du" xmlns:w16sdtdh="http://schemas.microsoft.com/office/word/2020/wordml/sdtdatahash" xmlns:w16sdtfl="http://schemas.microsoft.com/office/word/2024/wordml/sdtformatlock" xmlns:w16se="http://schemas.microsoft.com/office/word/2015/wordml/symex" xmlns:wpg="http://schemas.microsoft.com/office/word/2010/wordprocessingGroup" xmlns:wpi="http://schemas.microsoft.com/office/word/2010/wordprocessingInk" xmlns:wne="http://schemas.microsoft.com/office/word/2006/wordml" xmlns:wps="http://schemas.microsoft.com/office/word/2010/wordprocessingShape" mc:Ignorable="w14 w15 w16se w16cid w16 w16cex w16sdtdh w16sdtfl w16du wp14">
   <w:abstractNum w:abstractNumId="0" w15:restartNumberingAfterBreak="0">
+    <w:nsid w:val="054A1A81"/>
+    <w:multiLevelType w:val="multilevel"/>
+    <w:tmpl w:val="0409001F"/>
+    <w:lvl w:ilvl="0">
+      <w:start w:val="1"/>
+      <w:numFmt w:val="decimal"/>
+      <w:lvlText w:val="%1."/>
+      <w:lvlJc w:val="left"/>
+      <w:pPr>
+        <w:ind w:left="360" w:hanging="360"/>
+      </w:pPr>
+    </w:lvl>
+    <w:lvl w:ilvl="1">
+      <w:start w:val="1"/>
+      <w:numFmt w:val="decimal"/>
+      <w:lvlText w:val="%1.%2."/>
+      <w:lvlJc w:val="left"/>
+      <w:pPr>
+        <w:ind w:left="792" w:hanging="432"/>
+      </w:pPr>
+    </w:lvl>
+    <w:lvl w:ilvl="2">
+      <w:start w:val="1"/>
+      <w:numFmt w:val="decimal"/>
+      <w:lvlText w:val="%1.%2.%3."/>
+      <w:lvlJc w:val="left"/>
+      <w:pPr>
+        <w:ind w:left="1224" w:hanging="504"/>
+      </w:pPr>
+    </w:lvl>
+    <w:lvl w:ilvl="3">
+      <w:start w:val="1"/>
+      <w:numFmt w:val="decimal"/>
+      <w:lvlText w:val="%1.%2.%3.%4."/>
+      <w:lvlJc w:val="left"/>
+      <w:pPr>
+        <w:ind w:left="1728" w:hanging="648"/>
+      </w:pPr>
+    </w:lvl>
+    <w:lvl w:ilvl="4">
+      <w:start w:val="1"/>
+      <w:numFmt w:val="decimal"/>
+      <w:lvlText w:val="%1.%2.%3.%4.%5."/>
+      <w:lvlJc w:val="left"/>
+      <w:pPr>
+        <w:ind w:left="2232" w:hanging="792"/>
+      </w:pPr>
+    </w:lvl>
+    <w:lvl w:ilvl="5">
+      <w:start w:val="1"/>
+      <w:numFmt w:val="decimal"/>
+      <w:lvlText w:val="%1.%2.%3.%4.%5.%6."/>
+      <w:lvlJc w:val="left"/>
+      <w:pPr>
+        <w:ind w:left="2736" w:hanging="936"/>
+      </w:pPr>
+    </w:lvl>
+    <w:lvl w:ilvl="6">
+      <w:start w:val="1"/>
+      <w:numFmt w:val="decimal"/>
+      <w:lvlText w:val="%1.%2.%3.%4.%5.%6.%7."/>
+      <w:lvlJc w:val="left"/>
+      <w:pPr>
+        <w:ind w:left="3240" w:hanging="1080"/>
+      </w:pPr>
+    </w:lvl>
+    <w:lvl w:ilvl="7">
+      <w:start w:val="1"/>
+      <w:numFmt w:val="decimal"/>
+      <w:lvlText w:val="%1.%2.%3.%4.%5.%6.%7.%8."/>
+      <w:lvlJc w:val="left"/>
+      <w:pPr>
+        <w:ind w:left="3744" w:hanging="1224"/>
+      </w:pPr>
+    </w:lvl>
+    <w:lvl w:ilvl="8">
+      <w:start w:val="1"/>
+      <w:numFmt w:val="decimal"/>
+      <w:lvlText w:val="%1.%2.%3.%4.%5.%6.%7.%8.%9."/>
+      <w:lvlJc w:val="left"/>
+      <w:pPr>
+        <w:ind w:left="4320" w:hanging="1440"/>
+      </w:pPr>
+    </w:lvl>
+  </w:abstractNum>
+  <w:abstractNum w:abstractNumId="1" w15:restartNumberingAfterBreak="0">
     <w:nsid w:val="0BCE1179"/>
     <w:multiLevelType w:val="hybridMultilevel"/>
     <w:tmpl w:val="C328622E"/>
@@ -2507,7 +3097,7 @@
       </w:rPr>
     </w:lvl>
   </w:abstractNum>
-  <w:abstractNum w:abstractNumId="1" w15:restartNumberingAfterBreak="0">
+  <w:abstractNum w:abstractNumId="2" w15:restartNumberingAfterBreak="0">
     <w:nsid w:val="12A33D49"/>
     <w:multiLevelType w:val="multilevel"/>
     <w:tmpl w:val="0409001F"/>
@@ -2596,7 +3186,7 @@
       </w:pPr>
     </w:lvl>
   </w:abstractNum>
-  <w:abstractNum w:abstractNumId="2" w15:restartNumberingAfterBreak="0">
+  <w:abstractNum w:abstractNumId="3" w15:restartNumberingAfterBreak="0">
     <w:nsid w:val="173E60D6"/>
     <w:multiLevelType w:val="multilevel"/>
     <w:tmpl w:val="0409001F"/>
@@ -2686,7 +3276,7 @@
       </w:pPr>
     </w:lvl>
   </w:abstractNum>
-  <w:abstractNum w:abstractNumId="3" w15:restartNumberingAfterBreak="0">
+  <w:abstractNum w:abstractNumId="4" w15:restartNumberingAfterBreak="0">
     <w:nsid w:val="189A743F"/>
     <w:multiLevelType w:val="multilevel"/>
     <w:tmpl w:val="02B899AE"/>
@@ -2799,7 +3389,7 @@
       </w:rPr>
     </w:lvl>
   </w:abstractNum>
-  <w:abstractNum w:abstractNumId="4" w15:restartNumberingAfterBreak="0">
+  <w:abstractNum w:abstractNumId="5" w15:restartNumberingAfterBreak="0">
     <w:nsid w:val="199777DC"/>
     <w:multiLevelType w:val="multilevel"/>
     <w:tmpl w:val="0409001F"/>
@@ -2888,7 +3478,7 @@
       </w:pPr>
     </w:lvl>
   </w:abstractNum>
-  <w:abstractNum w:abstractNumId="5" w15:restartNumberingAfterBreak="0">
+  <w:abstractNum w:abstractNumId="6" w15:restartNumberingAfterBreak="0">
     <w:nsid w:val="23040B49"/>
     <w:multiLevelType w:val="multilevel"/>
     <w:tmpl w:val="0409001F"/>
@@ -2974,7 +3564,120 @@
       </w:pPr>
     </w:lvl>
   </w:abstractNum>
-  <w:abstractNum w:abstractNumId="6" w15:restartNumberingAfterBreak="0">
+  <w:abstractNum w:abstractNumId="7" w15:restartNumberingAfterBreak="0">
+    <w:nsid w:val="256012D2"/>
+    <w:multiLevelType w:val="multilevel"/>
+    <w:tmpl w:val="528C36CC"/>
+    <w:lvl w:ilvl="0">
+      <w:start w:val="3"/>
+      <w:numFmt w:val="decimal"/>
+      <w:lvlText w:val="%1."/>
+      <w:lvlJc w:val="left"/>
+      <w:pPr>
+        <w:ind w:left="1110" w:hanging="390"/>
+      </w:pPr>
+      <w:rPr>
+        <w:rFonts w:hint="default"/>
+      </w:rPr>
+    </w:lvl>
+    <w:lvl w:ilvl="1">
+      <w:start w:val="2"/>
+      <w:numFmt w:val="decimal"/>
+      <w:lvlText w:val="%1.%2."/>
+      <w:lvlJc w:val="left"/>
+      <w:pPr>
+        <w:ind w:left="2160" w:hanging="720"/>
+      </w:pPr>
+      <w:rPr>
+        <w:rFonts w:hint="default"/>
+      </w:rPr>
+    </w:lvl>
+    <w:lvl w:ilvl="2">
+      <w:start w:val="1"/>
+      <w:numFmt w:val="decimal"/>
+      <w:lvlText w:val="%1.%2.%3."/>
+      <w:lvlJc w:val="left"/>
+      <w:pPr>
+        <w:ind w:left="2880" w:hanging="720"/>
+      </w:pPr>
+      <w:rPr>
+        <w:rFonts w:hint="default"/>
+      </w:rPr>
+    </w:lvl>
+    <w:lvl w:ilvl="3">
+      <w:start w:val="1"/>
+      <w:numFmt w:val="decimal"/>
+      <w:lvlText w:val="%1.%2.%3.%4."/>
+      <w:lvlJc w:val="left"/>
+      <w:pPr>
+        <w:ind w:left="3960" w:hanging="1080"/>
+      </w:pPr>
+      <w:rPr>
+        <w:rFonts w:hint="default"/>
+      </w:rPr>
+    </w:lvl>
+    <w:lvl w:ilvl="4">
+      <w:start w:val="1"/>
+      <w:numFmt w:val="decimal"/>
+      <w:lvlText w:val="%1.%2.%3.%4.%5."/>
+      <w:lvlJc w:val="left"/>
+      <w:pPr>
+        <w:ind w:left="4680" w:hanging="1080"/>
+      </w:pPr>
+      <w:rPr>
+        <w:rFonts w:hint="default"/>
+      </w:rPr>
+    </w:lvl>
+    <w:lvl w:ilvl="5">
+      <w:start w:val="1"/>
+      <w:numFmt w:val="decimal"/>
+      <w:lvlText w:val="%1.%2.%3.%4.%5.%6."/>
+      <w:lvlJc w:val="left"/>
+      <w:pPr>
+        <w:ind w:left="5760" w:hanging="1440"/>
+      </w:pPr>
+      <w:rPr>
+        <w:rFonts w:hint="default"/>
+      </w:rPr>
+    </w:lvl>
+    <w:lvl w:ilvl="6">
+      <w:start w:val="1"/>
+      <w:numFmt w:val="decimal"/>
+      <w:lvlText w:val="%1.%2.%3.%4.%5.%6.%7."/>
+      <w:lvlJc w:val="left"/>
+      <w:pPr>
+        <w:ind w:left="6480" w:hanging="1440"/>
+      </w:pPr>
+      <w:rPr>
+        <w:rFonts w:hint="default"/>
+      </w:rPr>
+    </w:lvl>
+    <w:lvl w:ilvl="7">
+      <w:start w:val="1"/>
+      <w:numFmt w:val="decimal"/>
+      <w:lvlText w:val="%1.%2.%3.%4.%5.%6.%7.%8."/>
+      <w:lvlJc w:val="left"/>
+      <w:pPr>
+        <w:ind w:left="7560" w:hanging="1800"/>
+      </w:pPr>
+      <w:rPr>
+        <w:rFonts w:hint="default"/>
+      </w:rPr>
+    </w:lvl>
+    <w:lvl w:ilvl="8">
+      <w:start w:val="1"/>
+      <w:numFmt w:val="decimal"/>
+      <w:lvlText w:val="%1.%2.%3.%4.%5.%6.%7.%8.%9."/>
+      <w:lvlJc w:val="left"/>
+      <w:pPr>
+        <w:ind w:left="8640" w:hanging="2160"/>
+      </w:pPr>
+      <w:rPr>
+        <w:rFonts w:hint="default"/>
+      </w:rPr>
+    </w:lvl>
+  </w:abstractNum>
+  <w:abstractNum w:abstractNumId="8" w15:restartNumberingAfterBreak="0">
     <w:nsid w:val="26507613"/>
     <w:multiLevelType w:val="multilevel"/>
     <w:tmpl w:val="361C492A"/>
@@ -3091,7 +3794,7 @@
       </w:pPr>
     </w:lvl>
   </w:abstractNum>
-  <w:abstractNum w:abstractNumId="7" w15:restartNumberingAfterBreak="0">
+  <w:abstractNum w:abstractNumId="9" w15:restartNumberingAfterBreak="0">
     <w:nsid w:val="270B0580"/>
     <w:multiLevelType w:val="multilevel"/>
     <w:tmpl w:val="0409001F"/>
@@ -3186,7 +3889,7 @@
       </w:pPr>
     </w:lvl>
   </w:abstractNum>
-  <w:abstractNum w:abstractNumId="8" w15:restartNumberingAfterBreak="0">
+  <w:abstractNum w:abstractNumId="10" w15:restartNumberingAfterBreak="0">
     <w:nsid w:val="29D80F39"/>
     <w:multiLevelType w:val="multilevel"/>
     <w:tmpl w:val="0409001F"/>
@@ -3272,7 +3975,7 @@
       </w:pPr>
     </w:lvl>
   </w:abstractNum>
-  <w:abstractNum w:abstractNumId="9" w15:restartNumberingAfterBreak="0">
+  <w:abstractNum w:abstractNumId="11" w15:restartNumberingAfterBreak="0">
     <w:nsid w:val="33806813"/>
     <w:multiLevelType w:val="multilevel"/>
     <w:tmpl w:val="02B899AE"/>
@@ -3385,7 +4088,7 @@
       </w:rPr>
     </w:lvl>
   </w:abstractNum>
-  <w:abstractNum w:abstractNumId="10" w15:restartNumberingAfterBreak="0">
+  <w:abstractNum w:abstractNumId="12" w15:restartNumberingAfterBreak="0">
     <w:nsid w:val="3E4D3FA6"/>
     <w:multiLevelType w:val="hybridMultilevel"/>
     <w:tmpl w:val="F4B8F46A"/>
@@ -3498,7 +4201,7 @@
       </w:rPr>
     </w:lvl>
   </w:abstractNum>
-  <w:abstractNum w:abstractNumId="11" w15:restartNumberingAfterBreak="0">
+  <w:abstractNum w:abstractNumId="13" w15:restartNumberingAfterBreak="0">
     <w:nsid w:val="44CA339E"/>
     <w:multiLevelType w:val="multilevel"/>
     <w:tmpl w:val="FC84D7A0"/>
@@ -3611,7 +4314,7 @@
       </w:rPr>
     </w:lvl>
   </w:abstractNum>
-  <w:abstractNum w:abstractNumId="12" w15:restartNumberingAfterBreak="0">
+  <w:abstractNum w:abstractNumId="14" w15:restartNumberingAfterBreak="0">
     <w:nsid w:val="4773379C"/>
     <w:multiLevelType w:val="hybridMultilevel"/>
     <w:tmpl w:val="54EC7B98"/>
@@ -3700,7 +4403,233 @@
       </w:pPr>
     </w:lvl>
   </w:abstractNum>
-  <w:abstractNum w:abstractNumId="13" w15:restartNumberingAfterBreak="0">
+  <w:abstractNum w:abstractNumId="15" w15:restartNumberingAfterBreak="0">
+    <w:nsid w:val="4AF969FD"/>
+    <w:multiLevelType w:val="multilevel"/>
+    <w:tmpl w:val="D1C6292A"/>
+    <w:lvl w:ilvl="0">
+      <w:start w:val="3"/>
+      <w:numFmt w:val="decimal"/>
+      <w:lvlText w:val="%1."/>
+      <w:lvlJc w:val="left"/>
+      <w:pPr>
+        <w:ind w:left="390" w:hanging="390"/>
+      </w:pPr>
+      <w:rPr>
+        <w:rFonts w:hint="default"/>
+      </w:rPr>
+    </w:lvl>
+    <w:lvl w:ilvl="1">
+      <w:start w:val="2"/>
+      <w:numFmt w:val="decimal"/>
+      <w:lvlText w:val="%1.%2."/>
+      <w:lvlJc w:val="left"/>
+      <w:pPr>
+        <w:ind w:left="1440" w:hanging="720"/>
+      </w:pPr>
+      <w:rPr>
+        <w:rFonts w:hint="default"/>
+      </w:rPr>
+    </w:lvl>
+    <w:lvl w:ilvl="2">
+      <w:start w:val="1"/>
+      <w:numFmt w:val="decimal"/>
+      <w:lvlText w:val="%1.%2.%3."/>
+      <w:lvlJc w:val="left"/>
+      <w:pPr>
+        <w:ind w:left="2160" w:hanging="720"/>
+      </w:pPr>
+      <w:rPr>
+        <w:rFonts w:hint="default"/>
+      </w:rPr>
+    </w:lvl>
+    <w:lvl w:ilvl="3">
+      <w:start w:val="1"/>
+      <w:numFmt w:val="decimal"/>
+      <w:lvlText w:val="%1.%2.%3.%4."/>
+      <w:lvlJc w:val="left"/>
+      <w:pPr>
+        <w:ind w:left="3240" w:hanging="1080"/>
+      </w:pPr>
+      <w:rPr>
+        <w:rFonts w:hint="default"/>
+      </w:rPr>
+    </w:lvl>
+    <w:lvl w:ilvl="4">
+      <w:start w:val="1"/>
+      <w:numFmt w:val="decimal"/>
+      <w:lvlText w:val="%1.%2.%3.%4.%5."/>
+      <w:lvlJc w:val="left"/>
+      <w:pPr>
+        <w:ind w:left="3960" w:hanging="1080"/>
+      </w:pPr>
+      <w:rPr>
+        <w:rFonts w:hint="default"/>
+      </w:rPr>
+    </w:lvl>
+    <w:lvl w:ilvl="5">
+      <w:start w:val="1"/>
+      <w:numFmt w:val="decimal"/>
+      <w:lvlText w:val="%1.%2.%3.%4.%5.%6."/>
+      <w:lvlJc w:val="left"/>
+      <w:pPr>
+        <w:ind w:left="5040" w:hanging="1440"/>
+      </w:pPr>
+      <w:rPr>
+        <w:rFonts w:hint="default"/>
+      </w:rPr>
+    </w:lvl>
+    <w:lvl w:ilvl="6">
+      <w:start w:val="1"/>
+      <w:numFmt w:val="decimal"/>
+      <w:lvlText w:val="%1.%2.%3.%4.%5.%6.%7."/>
+      <w:lvlJc w:val="left"/>
+      <w:pPr>
+        <w:ind w:left="5760" w:hanging="1440"/>
+      </w:pPr>
+      <w:rPr>
+        <w:rFonts w:hint="default"/>
+      </w:rPr>
+    </w:lvl>
+    <w:lvl w:ilvl="7">
+      <w:start w:val="1"/>
+      <w:numFmt w:val="decimal"/>
+      <w:lvlText w:val="%1.%2.%3.%4.%5.%6.%7.%8."/>
+      <w:lvlJc w:val="left"/>
+      <w:pPr>
+        <w:ind w:left="6840" w:hanging="1800"/>
+      </w:pPr>
+      <w:rPr>
+        <w:rFonts w:hint="default"/>
+      </w:rPr>
+    </w:lvl>
+    <w:lvl w:ilvl="8">
+      <w:start w:val="1"/>
+      <w:numFmt w:val="decimal"/>
+      <w:lvlText w:val="%1.%2.%3.%4.%5.%6.%7.%8.%9."/>
+      <w:lvlJc w:val="left"/>
+      <w:pPr>
+        <w:ind w:left="7920" w:hanging="2160"/>
+      </w:pPr>
+      <w:rPr>
+        <w:rFonts w:hint="default"/>
+      </w:rPr>
+    </w:lvl>
+  </w:abstractNum>
+  <w:abstractNum w:abstractNumId="16" w15:restartNumberingAfterBreak="0">
+    <w:nsid w:val="565D7CC6"/>
+    <w:multiLevelType w:val="multilevel"/>
+    <w:tmpl w:val="FB4077E6"/>
+    <w:lvl w:ilvl="0">
+      <w:start w:val="3"/>
+      <w:numFmt w:val="decimal"/>
+      <w:lvlText w:val="%1"/>
+      <w:lvlJc w:val="left"/>
+      <w:pPr>
+        <w:ind w:left="360" w:hanging="360"/>
+      </w:pPr>
+      <w:rPr>
+        <w:rFonts w:hint="default"/>
+      </w:rPr>
+    </w:lvl>
+    <w:lvl w:ilvl="1">
+      <w:start w:val="2"/>
+      <w:numFmt w:val="decimal"/>
+      <w:lvlText w:val="%1.%2"/>
+      <w:lvlJc w:val="left"/>
+      <w:pPr>
+        <w:ind w:left="720" w:hanging="360"/>
+      </w:pPr>
+      <w:rPr>
+        <w:rFonts w:hint="default"/>
+      </w:rPr>
+    </w:lvl>
+    <w:lvl w:ilvl="2">
+      <w:start w:val="1"/>
+      <w:numFmt w:val="decimal"/>
+      <w:lvlText w:val="%1.%2.%3"/>
+      <w:lvlJc w:val="left"/>
+      <w:pPr>
+        <w:ind w:left="1440" w:hanging="720"/>
+      </w:pPr>
+      <w:rPr>
+        <w:rFonts w:hint="default"/>
+      </w:rPr>
+    </w:lvl>
+    <w:lvl w:ilvl="3">
+      <w:start w:val="1"/>
+      <w:numFmt w:val="decimal"/>
+      <w:lvlText w:val="%1.%2.%3.%4"/>
+      <w:lvlJc w:val="left"/>
+      <w:pPr>
+        <w:ind w:left="2160" w:hanging="1080"/>
+      </w:pPr>
+      <w:rPr>
+        <w:rFonts w:hint="default"/>
+      </w:rPr>
+    </w:lvl>
+    <w:lvl w:ilvl="4">
+      <w:start w:val="1"/>
+      <w:numFmt w:val="decimal"/>
+      <w:lvlText w:val="%1.%2.%3.%4.%5"/>
+      <w:lvlJc w:val="left"/>
+      <w:pPr>
+        <w:ind w:left="2520" w:hanging="1080"/>
+      </w:pPr>
+      <w:rPr>
+        <w:rFonts w:hint="default"/>
+      </w:rPr>
+    </w:lvl>
+    <w:lvl w:ilvl="5">
+      <w:start w:val="1"/>
+      <w:numFmt w:val="decimal"/>
+      <w:lvlText w:val="%1.%2.%3.%4.%5.%6"/>
+      <w:lvlJc w:val="left"/>
+      <w:pPr>
+        <w:ind w:left="3240" w:hanging="1440"/>
+      </w:pPr>
+      <w:rPr>
+        <w:rFonts w:hint="default"/>
+      </w:rPr>
+    </w:lvl>
+    <w:lvl w:ilvl="6">
+      <w:start w:val="1"/>
+      <w:numFmt w:val="decimal"/>
+      <w:lvlText w:val="%1.%2.%3.%4.%5.%6.%7"/>
+      <w:lvlJc w:val="left"/>
+      <w:pPr>
+        <w:ind w:left="3600" w:hanging="1440"/>
+      </w:pPr>
+      <w:rPr>
+        <w:rFonts w:hint="default"/>
+      </w:rPr>
+    </w:lvl>
+    <w:lvl w:ilvl="7">
+      <w:start w:val="1"/>
+      <w:numFmt w:val="decimal"/>
+      <w:lvlText w:val="%1.%2.%3.%4.%5.%6.%7.%8"/>
+      <w:lvlJc w:val="left"/>
+      <w:pPr>
+        <w:ind w:left="4320" w:hanging="1800"/>
+      </w:pPr>
+      <w:rPr>
+        <w:rFonts w:hint="default"/>
+      </w:rPr>
+    </w:lvl>
+    <w:lvl w:ilvl="8">
+      <w:start w:val="1"/>
+      <w:numFmt w:val="decimal"/>
+      <w:lvlText w:val="%1.%2.%3.%4.%5.%6.%7.%8.%9"/>
+      <w:lvlJc w:val="left"/>
+      <w:pPr>
+        <w:ind w:left="4680" w:hanging="1800"/>
+      </w:pPr>
+      <w:rPr>
+        <w:rFonts w:hint="default"/>
+      </w:rPr>
+    </w:lvl>
+  </w:abstractNum>
+  <w:abstractNum w:abstractNumId="17" w15:restartNumberingAfterBreak="0">
     <w:nsid w:val="5D2239E5"/>
     <w:multiLevelType w:val="multilevel"/>
     <w:tmpl w:val="8BF6C6FE"/>
@@ -3806,7 +4735,7 @@
       </w:pPr>
     </w:lvl>
   </w:abstractNum>
-  <w:abstractNum w:abstractNumId="14" w15:restartNumberingAfterBreak="0">
+  <w:abstractNum w:abstractNumId="18" w15:restartNumberingAfterBreak="0">
     <w:nsid w:val="5DFA1155"/>
     <w:multiLevelType w:val="multilevel"/>
     <w:tmpl w:val="0409001F"/>
@@ -3892,7 +4821,7 @@
       </w:pPr>
     </w:lvl>
   </w:abstractNum>
-  <w:abstractNum w:abstractNumId="15" w15:restartNumberingAfterBreak="0">
+  <w:abstractNum w:abstractNumId="19" w15:restartNumberingAfterBreak="0">
     <w:nsid w:val="6C14027C"/>
     <w:multiLevelType w:val="hybridMultilevel"/>
     <w:tmpl w:val="C08A1C38"/>
@@ -4005,7 +4934,7 @@
       </w:rPr>
     </w:lvl>
   </w:abstractNum>
-  <w:abstractNum w:abstractNumId="16" w15:restartNumberingAfterBreak="0">
+  <w:abstractNum w:abstractNumId="20" w15:restartNumberingAfterBreak="0">
     <w:nsid w:val="6D8139E7"/>
     <w:multiLevelType w:val="multilevel"/>
     <w:tmpl w:val="6226D08C"/>
@@ -4095,7 +5024,7 @@
       </w:pPr>
     </w:lvl>
   </w:abstractNum>
-  <w:abstractNum w:abstractNumId="17" w15:restartNumberingAfterBreak="0">
+  <w:abstractNum w:abstractNumId="21" w15:restartNumberingAfterBreak="0">
     <w:nsid w:val="6F6B1DE2"/>
     <w:multiLevelType w:val="multilevel"/>
     <w:tmpl w:val="0409001F"/>
@@ -4181,7 +5110,7 @@
       </w:pPr>
     </w:lvl>
   </w:abstractNum>
-  <w:abstractNum w:abstractNumId="18" w15:restartNumberingAfterBreak="0">
+  <w:abstractNum w:abstractNumId="22" w15:restartNumberingAfterBreak="0">
     <w:nsid w:val="77FB28B3"/>
     <w:multiLevelType w:val="multilevel"/>
     <w:tmpl w:val="0409001F"/>
@@ -4294,7 +5223,7 @@
       </w:rPr>
     </w:lvl>
   </w:abstractNum>
-  <w:abstractNum w:abstractNumId="19" w15:restartNumberingAfterBreak="0">
+  <w:abstractNum w:abstractNumId="23" w15:restartNumberingAfterBreak="0">
     <w:nsid w:val="79BB5D9F"/>
     <w:multiLevelType w:val="multilevel"/>
     <w:tmpl w:val="ECDA24EC"/>
@@ -4407,7 +5336,7 @@
       </w:rPr>
     </w:lvl>
   </w:abstractNum>
-  <w:abstractNum w:abstractNumId="20" w15:restartNumberingAfterBreak="0">
+  <w:abstractNum w:abstractNumId="24" w15:restartNumberingAfterBreak="0">
     <w:nsid w:val="7C1E4C2F"/>
     <w:multiLevelType w:val="multilevel"/>
     <w:tmpl w:val="FAAAF76A"/>
@@ -4520,7 +5449,7 @@
       </w:rPr>
     </w:lvl>
   </w:abstractNum>
-  <w:abstractNum w:abstractNumId="21" w15:restartNumberingAfterBreak="0">
+  <w:abstractNum w:abstractNumId="25" w15:restartNumberingAfterBreak="0">
     <w:nsid w:val="7CAF0761"/>
     <w:multiLevelType w:val="multilevel"/>
     <w:tmpl w:val="0409001F"/>
@@ -4607,70 +5536,82 @@
     </w:lvl>
   </w:abstractNum>
   <w:num w:numId="1" w16cid:durableId="526599288">
+    <w:abstractNumId w:val="20"/>
+  </w:num>
+  <w:num w:numId="2" w16cid:durableId="372579616">
+    <w:abstractNumId w:val="19"/>
+  </w:num>
+  <w:num w:numId="3" w16cid:durableId="1982539036">
+    <w:abstractNumId w:val="18"/>
+  </w:num>
+  <w:num w:numId="4" w16cid:durableId="478886131">
+    <w:abstractNumId w:val="25"/>
+  </w:num>
+  <w:num w:numId="5" w16cid:durableId="1802991891">
+    <w:abstractNumId w:val="10"/>
+  </w:num>
+  <w:num w:numId="6" w16cid:durableId="1981955350">
+    <w:abstractNumId w:val="6"/>
+  </w:num>
+  <w:num w:numId="7" w16cid:durableId="1606576305">
+    <w:abstractNumId w:val="13"/>
+  </w:num>
+  <w:num w:numId="8" w16cid:durableId="355545298">
+    <w:abstractNumId w:val="11"/>
+  </w:num>
+  <w:num w:numId="9" w16cid:durableId="177281579">
+    <w:abstractNumId w:val="4"/>
+  </w:num>
+  <w:num w:numId="10" w16cid:durableId="2104763192">
+    <w:abstractNumId w:val="23"/>
+  </w:num>
+  <w:num w:numId="11" w16cid:durableId="877938120">
+    <w:abstractNumId w:val="12"/>
+  </w:num>
+  <w:num w:numId="12" w16cid:durableId="1831092125">
+    <w:abstractNumId w:val="14"/>
+  </w:num>
+  <w:num w:numId="13" w16cid:durableId="1122305305">
+    <w:abstractNumId w:val="3"/>
+  </w:num>
+  <w:num w:numId="14" w16cid:durableId="2017608370">
+    <w:abstractNumId w:val="17"/>
+  </w:num>
+  <w:num w:numId="15" w16cid:durableId="347678143">
+    <w:abstractNumId w:val="8"/>
+  </w:num>
+  <w:num w:numId="16" w16cid:durableId="2064593579">
+    <w:abstractNumId w:val="1"/>
+  </w:num>
+  <w:num w:numId="17" w16cid:durableId="1983653896">
+    <w:abstractNumId w:val="2"/>
+  </w:num>
+  <w:num w:numId="18" w16cid:durableId="1054427320">
+    <w:abstractNumId w:val="5"/>
+  </w:num>
+  <w:num w:numId="19" w16cid:durableId="629825668">
+    <w:abstractNumId w:val="24"/>
+  </w:num>
+  <w:num w:numId="20" w16cid:durableId="998535798">
+    <w:abstractNumId w:val="21"/>
+  </w:num>
+  <w:num w:numId="21" w16cid:durableId="1721323700">
+    <w:abstractNumId w:val="9"/>
+  </w:num>
+  <w:num w:numId="22" w16cid:durableId="1309481127">
+    <w:abstractNumId w:val="22"/>
+  </w:num>
+  <w:num w:numId="23" w16cid:durableId="137380130">
     <w:abstractNumId w:val="16"/>
   </w:num>
-  <w:num w:numId="2" w16cid:durableId="372579616">
+  <w:num w:numId="24" w16cid:durableId="1036733116">
     <w:abstractNumId w:val="15"/>
   </w:num>
-  <w:num w:numId="3" w16cid:durableId="1982539036">
-    <w:abstractNumId w:val="14"/>
-  </w:num>
-  <w:num w:numId="4" w16cid:durableId="478886131">
-    <w:abstractNumId w:val="21"/>
-  </w:num>
-  <w:num w:numId="5" w16cid:durableId="1802991891">
-    <w:abstractNumId w:val="8"/>
-  </w:num>
-  <w:num w:numId="6" w16cid:durableId="1981955350">
-    <w:abstractNumId w:val="5"/>
-  </w:num>
-  <w:num w:numId="7" w16cid:durableId="1606576305">
-    <w:abstractNumId w:val="11"/>
-  </w:num>
-  <w:num w:numId="8" w16cid:durableId="355545298">
-    <w:abstractNumId w:val="9"/>
-  </w:num>
-  <w:num w:numId="9" w16cid:durableId="177281579">
-    <w:abstractNumId w:val="3"/>
-  </w:num>
-  <w:num w:numId="10" w16cid:durableId="2104763192">
-    <w:abstractNumId w:val="19"/>
-  </w:num>
-  <w:num w:numId="11" w16cid:durableId="877938120">
-    <w:abstractNumId w:val="10"/>
-  </w:num>
-  <w:num w:numId="12" w16cid:durableId="1831092125">
-    <w:abstractNumId w:val="12"/>
-  </w:num>
-  <w:num w:numId="13" w16cid:durableId="1122305305">
-    <w:abstractNumId w:val="2"/>
-  </w:num>
-  <w:num w:numId="14" w16cid:durableId="2017608370">
-    <w:abstractNumId w:val="13"/>
-  </w:num>
-  <w:num w:numId="15" w16cid:durableId="347678143">
-    <w:abstractNumId w:val="6"/>
-  </w:num>
-  <w:num w:numId="16" w16cid:durableId="2064593579">
-    <w:abstractNumId w:val="0"/>
-  </w:num>
-  <w:num w:numId="17" w16cid:durableId="1983653896">
-    <w:abstractNumId w:val="1"/>
-  </w:num>
-  <w:num w:numId="18" w16cid:durableId="1054427320">
-    <w:abstractNumId w:val="4"/>
-  </w:num>
-  <w:num w:numId="19" w16cid:durableId="629825668">
-    <w:abstractNumId w:val="20"/>
-  </w:num>
-  <w:num w:numId="20" w16cid:durableId="998535798">
-    <w:abstractNumId w:val="17"/>
-  </w:num>
-  <w:num w:numId="21" w16cid:durableId="1721323700">
+  <w:num w:numId="25" w16cid:durableId="1083337578">
     <w:abstractNumId w:val="7"/>
   </w:num>
-  <w:num w:numId="22" w16cid:durableId="1309481127">
-    <w:abstractNumId w:val="18"/>
+  <w:num w:numId="26" w16cid:durableId="7295267">
+    <w:abstractNumId w:val="0"/>
   </w:num>
 </w:numbering>
 </file>
